--- a/user_guide.docx
+++ b/user_guide.docx
@@ -3503,6 +3503,34 @@
         <w:pStyle w:val="Heading1"/>
       </w:pPr>
       <w:r>
+        <w:t>Version 3.8 update — CAD-RCS tab (radar signature of an uploaded 3-D model)</w:t>
+      </w:r>
+    </w:p>
+    <w:p>
+      <w:r>
+        <w:t>New in v3.8, in the RCS ▾ group: upload a 3-D model of a real object — a STEP or STL file (a rocket, drone, satellite fitting…) — and get its monostatic radar cross section versus viewing angle, instantly and analytically, plus how a radar-absorbing coating on each part reduces it.</w:t>
+      </w:r>
+    </w:p>
+    <w:p>
+      <w:r>
+        <w:t>How it works: the model’s surface is thousands of tiny triangles. Physical Optics treats each lit triangle as a small mirror and sums their reflections with the correct phases (the coherent sum is the radar echo); Ufimtsev’s Physical Theory of Diffraction (PTD) adds the scattering from sharp edges, so the estimate stays realistic at the wide and edge-on angles where Physical Optics alone collapses. A coating multiplies each part’s surface return by the reflection coefficient from the same reflection-loss physics as the RL tab — so a coating suppresses the specular flash but not edge diffraction (edges stay conductive).</w:t>
+      </w:r>
+    </w:p>
+    <w:p>
+      <w:r>
+        <w:t>What you do: open the tab, upload your model (STL is read in the browser and works offline; STEP is tessellated on the bridge and arrives split into its solid parts — export a multi-body assembly for a per-part breakdown). Pick a coating for each part, then press Compute. You get a radar-brightness-versus-angle chart (bare metal vs coated), a per-part table of contribution and reduction, and a 3-D view colour-coded so the parts that scatter most glow — with a slider to sweep the angle and a toggle to watch the coating dim them. Everything exports as CSV, a manifest, and a ZIP.</w:t>
+      </w:r>
+    </w:p>
+    <w:p>
+      <w:r>
+        <w:t>Honest limits: this is the standard asymptotic method for electrically-large targets that a full-wave solver cannot fit (a whole vehicle would need over a billion FDTD cells). It captures specular and first-order edge scattering and was validated against textbook closed forms (flat plate, sphere, cylinder) and against openEMS full-wave on a plate — broadside within 0.15 dB and wide-angle within about 3.5 dB, while Physical Optics alone is up to 70 dB wrong at grazing. It does NOT model multiple bounces or cavities (corner reflectors, nozzles), creeping or travelling waves, tip diffraction, or one part shadowing another. For a small part, press “Verify a part on openEMS” to overlay a rigorous full-wave check.</w:t>
+      </w:r>
+    </w:p>
+    <w:p>
+      <w:pPr>
+        <w:pStyle w:val="Heading1"/>
+      </w:pPr>
+      <w:r>
         <w:rPr>
           <w:color w:val="0B6E54"/>
         </w:rPr>

--- a/user_guide.docx
+++ b/user_guide.docx
@@ -3531,6 +3531,39 @@
         <w:pStyle w:val="Heading1"/>
       </w:pPr>
       <w:r>
+        <w:t>Version 3.8 update — Material library (replaces the old Run comparison tab)</w:t>
+      </w:r>
+    </w:p>
+    <w:p>
+      <w:r>
+        <w:t>The RCS ▾ group's old “Run comparison” tab (which overlaid pinned openEMS runs) has been replaced by a Material library tab, because comparing candidate absorber materials is the question that actually comes up.</w:t>
+      </w:r>
+    </w:p>
+    <w:p>
+      <w:r>
+        <w:t>How to use it: on the Reflection-loss (RL) tab, load or type a material, press Compute reflection loss, then press 📌 Pin material to library. That saves the material's optimal point — the ε/μ at its deepest-RL frequency and the thickness that achieved it — plus the full measured ε/μ dispersion if you uploaded a lab file. Repeat for each candidate.</w:t>
+      </w:r>
+    </w:p>
+    <w:p>
+      <w:r>
+        <w:t>The Material library tab then overlays every saved material's reflection-loss curve on one chart with the −10 dB threshold marked, and reports which is the deepest absorber and which has the widest bandwidth. The table lists ε/μ, thickness (editable — it re-evaluates instantly), the deepest RL and where it occurs, the EAB (contiguous width where RL ≤ −10 dB, i.e. at least 90 % of the power absorbed), the RL at a target frequency you choose, and the resulting RCS reduction on a flat metal surface (equal to |RL|, since the coated return scales as |Γ|²). You can edit, delete, export two CSVs, or clear the library.</w:t>
+      </w:r>
+    </w:p>
+    <w:p>
+      <w:r>
+        <w:t>The same library feeds the per-part coating dropdowns on the CAD-RCS tab, so any material you pin can be painted onto a specific part of an imported 3-D model, with an Apply-to-all option for the whole airframe.</w:t>
+      </w:r>
+    </w:p>
+    <w:p>
+      <w:r>
+        <w:t>Honest note: the Data column says how each curve was produced. “measured” means the material carries its real ε/μ dispersion from your uploaded file, so the curve is exact; “const ε/μ” means it was pinned from constant values, which are then held across the band — fine near the pinned frequency, increasingly approximate away from it, because real materials disperse.</w:t>
+      </w:r>
+    </w:p>
+    <w:p>
+      <w:pPr>
+        <w:pStyle w:val="Heading1"/>
+      </w:pPr>
+      <w:r>
         <w:rPr>
           <w:color w:val="0B6E54"/>
         </w:rPr>

--- a/user_guide.docx
+++ b/user_guide.docx
@@ -3564,6 +3564,39 @@
         <w:pStyle w:val="Heading1"/>
       </w:pPr>
       <w:r>
+        <w:t>Version 3.8 update — “how small does it look to radar?” and phone/iPad install</w:t>
+      </w:r>
+    </w:p>
+    <w:p>
+      <w:r>
+        <w:t>How small does it look to radar? Both the Reflection-loss tab and the CAD-RCS tab now translate a coating's reflection loss into sizes you can picture. A coating does not shrink the object; it reduces the power that comes back, which is the only thing a radar measures — so “smaller” means “as faint as a smaller piece of bare metal”.</w:t>
+      </w:r>
+    </w:p>
+    <w:p>
+      <w:r>
+        <w:t>Three figures are given, all from the same reflection coefficient. Echo left = 10^(−R/10) is the fraction of the bare power still returning. Equivalent-sphere diameter = 10^(−R/20) is the metal sphere that would give the same echo (a sphere's RCS goes as size squared) — the standard, shape-independent way to state apparent size. Detection range = 10^(−R/40) follows from the radar equation, since maximum range varies as the fourth root of RCS; it is usually the most meaningful figure in practice.</w:t>
+      </w:r>
+    </w:p>
+    <w:p>
+      <w:r>
+        <w:t>On the RL tab you also get, per material, how small the same flat plate would have to be to echo as weakly (a plate's RCS goes as size to the fourth, so that ratio is the fourth root), plus a diagram of the real plate outline against that smaller equivalent plate.</w:t>
+      </w:r>
+    </w:p>
+    <w:p>
+      <w:r>
+        <w:t>On the CAD-RCS tab the same three figures appear for your uploaded model, plus “same shape shrunk to”, which is solved numerically against your own mesh using exact electromagnetic scaling rather than an assumed formula — so it follows whatever law your geometry actually obeys. Tick “Show apparent size” under the 3-D view to see the model drawn at that reduced size against a translucent ghost of its true size. If the equivalent object works out smaller than about two wavelengths the panel flags that figure as indicative, because the asymptotic model is then outside its comfortable range; the echo, sphere and range numbers are closed-form and unaffected.</w:t>
+      </w:r>
+    </w:p>
+    <w:p>
+      <w:r>
+        <w:t>Install on a phone or iPad. The tool is now a progressive web app. Open the shared HTTPS link on the device and choose Add to Home Screen (iPhone/iPad, in the Share menu) or Install app (Android Chrome). It then launches full-screen with its own icon. Every analytical tab works on mobile, and the openEMS Run buttons still execute on the host PC. The app shell is cached so it starts fast and the analytical tabs keep working with a poor connection, but solver requests are never cached — a solve launched from a phone is always a fresh one.</w:t>
+      </w:r>
+    </w:p>
+    <w:p>
+      <w:pPr>
+        <w:pStyle w:val="Heading1"/>
+      </w:pPr>
+      <w:r>
         <w:rPr>
           <w:color w:val="0B6E54"/>
         </w:rPr>

--- a/user_guide.docx
+++ b/user_guide.docx
@@ -3593,6 +3593,16 @@
       </w:r>
     </w:p>
     <w:p>
+      <w:r>
+        <w:t>Native mobile navigation. On a phone or tablet (any screen up to 820 px wide, installed or in the browser) the desktop row of dropdown menus is replaced by the two bars a native app would use: a sticky top bar showing the hamburger and the name of the page you are on, and a fixed bottom tab bar for the four sections — Waveguide, Horn, RCS, More. Tapping a section slides up a sheet of the pages inside it. In addition, swiping right from the left edge of the screen — or tapping the hamburger — opens a side drawer listing every page in the tool, grouped, with the current one ticked. The drawer follows your finger and snaps open or shut, and a swipe that turns out to be a vertical scroll, or that starts on a chart, a 3-D view or a slider, is left alone. The desktop layout is completely unchanged.</w:t>
+      </w:r>
+    </w:p>
+    <w:p>
+      <w:r>
+        <w:t>If the home-screen icon does not appear. iOS caches the icon at the moment you add the app, per icon address. After the host PC has pulled the latest version and the bridge has been restarted, delete the old home-screen icon, open the link again in Safari, let the page finish loading, and then add it once more from the Share menu.</w:t>
+      </w:r>
+    </w:p>
+    <w:p>
       <w:pPr>
         <w:pStyle w:val="Heading1"/>
       </w:pPr>
@@ -3605,7 +3615,7 @@
     </w:p>
     <w:p>
       <w:r>
-        <w:t>This guide matches software version 3.6. It is kept in step with the software: whenever a feature is added or changed, this document is updated to match. Current major feature set: instant analytical Simulator; full-wave waveguide and horn (openEMS) with six selectable waveguide simulations including far-field; multilayer coating stacks; Inverse design with Pareto optimization and Send-to-openEMS; Measurement fit with conductivity extraction; the self-calibrating lab loop; the Space-survival screens (multipaction and vacuum heating); the Compare league table; a fully cited Physics tab; the Materials editor; per-page and per-chart info popups with English/Arabic; the self-validation report; and the multi-band trade-space report. The Full-wave and Horn tabs now include a Field-view time/frequency toggle (openEMS is a time-domain FDTD solver; spectra are Fourier-derived — Taflove &amp; Hagness, 2005), and the tab bar groups The physics / Materials / Instructions / References under a "More" menu.</w:t>
+        <w:t>This guide matches software version 3.8. It is kept in step with the software: whenever a feature is added or changed, this document is updated to match. Current major feature set: instant analytical Simulator; full-wave waveguide and horn (openEMS) with six selectable waveguide simulations including far-field; multilayer coating stacks; Inverse design with Pareto optimization and Send-to-openEMS; Measurement fit with conductivity extraction; the self-calibrating lab loop; the Space-survival screens (multipaction and vacuum heating); the Compare league table; a fully cited Physics tab; the Materials editor; per-page and per-chart info popups with English/Arabic; the self-validation report; and the multi-band trade-space report. The Full-wave and Horn tabs now include a Field-view time/frequency toggle (openEMS is a time-domain FDTD solver; spectra are Fourier-derived — Taflove &amp; Hagness, 2005), and the tab bar groups The physics / Materials / Instructions / References under a "More" menu.</w:t>
       </w:r>
       <w:r/>
     </w:p>

--- a/user_guide.docx
+++ b/user_guide.docx
@@ -3603,6 +3603,21 @@
       </w:r>
     </w:p>
     <w:p>
+      <w:r>
+        <w:t>Reliability pass. A systematic hunt found and fixed a family of bugs where the tool could show you one run's numbers under a later run's name. The clearest one you may have seen: the field animations did not appear to update after a second solve. They are now published in a second, far smaller format as well (about nineteen times smaller for the same frames), a figure is blanked the moment you press Run, and it only ever shows media that actually loaded — with a plain message if it could not. Elsewhere: the Full-wave tab no longer keeps a chart or a summary from a run that did not produce it; the horn tab no longer replays an old time-domain animation when you ask for the frequency-domain view; the Run manifest records the mesh and frequency settings the run actually used rather than whatever the controls say when you press the button; the batch sweep reports which points failed and why instead of a cheerful “done”; and the progress bar no longer starts at the previous run's percentage.</w:t>
+      </w:r>
+    </w:p>
+    <w:p>
+      <w:r>
+        <w:t>Honesty about frequency range. If you ask for a reflection loss, an optimal thickness or a comparison outside the frequencies your material was actually measured over, the tool now says so. Previously it held the permittivity and permeability at the nearest measured edge — reasonable in itself — but presented the answer as measured data, and in two places it also used the edge frequency while labelling the result with the frequency you asked for. Out-of-band answers are now marked extrapolated, lose any “absorbs 90 %” verdict, and on the Material library tab the extrapolated part of a curve is drawn dashed and excluded from the headline, the bandwidth and the target-frequency column. Materials entered as constant values legitimately apply across the whole band and are unaffected.</w:t>
+      </w:r>
+    </w:p>
+    <w:p>
+      <w:r>
+        <w:t>Mobile fixes. The Simulations chooser was clipped so that only one of its eight options was visible, and it could not be scrolled to reach the rest — it now sizes itself to the space above the tab bar. The bottom sheet was drawn over the tab bar, so a tap aimed at a section landed on the wrong page. iPad portrait width was missing the large slider and text-size rules, so sliders were a hairline thick and focusing a field zoomed the page. The Compare detail panel could sit over an unrelated tab and its title could fall under the notch. All fixed; the desktop layout is unchanged.</w:t>
+      </w:r>
+    </w:p>
+    <w:p>
       <w:pPr>
         <w:pStyle w:val="Heading1"/>
       </w:pPr>

--- a/user_guide.docx
+++ b/user_guide.docx
@@ -3618,6 +3618,21 @@
       </w:r>
     </w:p>
     <w:p>
+      <w:r>
+        <w:t>Shape improvement (new). The CAD-RCS tab can now search the geometry itself for a lower radar signature, not just the coating. Pick the radar direction you care about and it applies real deformations to your uploaded model — sharpening the nose, tapering the body, flattening the cross-section, sweeping the planform, canting or tilting the appendages — re-solves each candidate with the same physics used everywhere else, and reports what each one actually buys in decibels. It then stacks the best few and gives you the recipe with the reason for each step. Every candidate keeps the overall length, and the volume and diameter cost is reported, so nothing wins by quietly shrinking the vehicle. You can apply the winner to the model, revert it, or download it as an STL to take back into CAD. On the shipped rocket example it finds 14.5 dB in a 60-degree nose sector from tapering the body and canting the fins; on the stealth flying wing it finds 34.5 dB from sweeping the planform and boat-tailing the aft end.</w:t>
+      </w:r>
+    </w:p>
+    <w:p>
+      <w:r>
+        <w:t>One shelf of materials. Materials you pin on the Reflection-loss tab are now the only list the RCS (openEMS) coating selector offers, and each coated-material box on the Reflection-loss tab can load any of them directly. When you pin, you say whether it is a coating on metal or a solid block, and that is shown wherever the material is named. Apply-to-all on the CAD tab shows the material's values for editing before writing them to every part — change the thickness once instead of on every row — and your edits do not alter the saved library entry.</w:t>
+      </w:r>
+    </w:p>
+    <w:p>
+      <w:r>
+        <w:t>Easier to use. Every Run, Compute and Download button is bright green. The CAD Compute button also floats at the edge of the screen so it stays reachable on a long results page. On a phone the long introduction now collapses to the title after your first navigation, with a chip to bring it back, so the controls are not pushed a screen and a half down. The RCS menu is called RCS + RL, the two sweep tabs are named for what they do, and Materials now sits in both the Waveguide and Horn menus. Three defence-oriented example models were added, including a 90-degree corner that this tool deliberately under-reports — it is there so the no-multiple-bounce limitation is something you can see.</w:t>
+      </w:r>
+    </w:p>
+    <w:p>
       <w:pPr>
         <w:pStyle w:val="Heading1"/>
       </w:pPr>

--- a/user_guide.docx
+++ b/user_guide.docx
@@ -3633,6 +3633,26 @@
       </w:r>
     </w:p>
     <w:p>
+      <w:r>
+        <w:t>Shape suggestions are now checked for viability (new in 4.0). Every candidate shape the search tries is audited before it is scored, and thrown out if it is not a real object: if it folds the surface through itself, squashes triangles flat, loses more internal volume than you allow, balloons in size, changes the outside area beyond reason, flattens a part to under a third of one of its dimensions, or pushes a fin or wing into the fuselage. Rejections appear under the results table, each one naming the change, the setting and the part involved — click “show why” to read them. The status line tells you how many were rejected, so you can see whether your constraints are too tight. The volume budget you set is measured against your ORIGINAL model, not the previous stage, so a change that was allowed on its own can be refused once an earlier one is already in the recipe. Raise “Volume you can afford to lose” if you want the search to range further.</w:t>
+      </w:r>
+    </w:p>
+    <w:p>
+      <w:r>
+        <w:t>What that check does not cover. It is a check on the geometry only. It cannot tell you whether the shape will fly, carry its loads, fit its contents, stay controllable, survive the heat, or be manufacturable. Treat a winning shape as a direction worth taking to your aerodynamics and structures colleagues, not as a finished design. The panel says so as well.</w:t>
+      </w:r>
+    </w:p>
+    <w:p>
+      <w:r>
+        <w:t>Rotating GIF and interactive 3-D view (new in 4.0). The green “Rotating GIF” button on the CAD-RCS tab records a full turn of the coloured model as an animated GIF you can drop straight into a slide or a report; it plays anywhere with nothing to install. The Download-all archive also contains model_3D_rotating.html, a single file that spins by itself and lets you drag left and right to turn the model by hand, or pause it with the button. Everything is embedded in that file, so it works with no internet connection.</w:t>
+      </w:r>
+    </w:p>
+    <w:p>
+      <w:r>
+        <w:t>Solid bodies no longer offer coatings (new in 4.0). On the RCS (openEMS) tab, the material list now matches the construction you picked. “Metal + coating” offers only materials you pinned as coatings; “Solid material” offers only those you pinned as solid bodies; “Bare metal (PEC)” needs no material at all. That is a physics distinction, not tidiness: a coating’s reflection loss is measured with metal behind it, which is why the absorber works, so using a thin film as a solid block would be asking a different question. If a list looks empty, nothing has been pinned for that construction yet — pin one on the Reflection-loss tab and choose the right kind there, or type the values under “Custom material”.</w:t>
+      </w:r>
+    </w:p>
+    <w:p>
       <w:pPr>
         <w:pStyle w:val="Heading1"/>
       </w:pPr>
@@ -3645,7 +3665,7 @@
     </w:p>
     <w:p>
       <w:r>
-        <w:t>This guide matches software version 3.8. It is kept in step with the software: whenever a feature is added or changed, this document is updated to match. Current major feature set: instant analytical Simulator; full-wave waveguide and horn (openEMS) with six selectable waveguide simulations including far-field; multilayer coating stacks; Inverse design with Pareto optimization and Send-to-openEMS; Measurement fit with conductivity extraction; the self-calibrating lab loop; the Space-survival screens (multipaction and vacuum heating); the Compare league table; a fully cited Physics tab; the Materials editor; per-page and per-chart info popups with English/Arabic; the self-validation report; and the multi-band trade-space report. The Full-wave and Horn tabs now include a Field-view time/frequency toggle (openEMS is a time-domain FDTD solver; spectra are Fourier-derived — Taflove &amp; Hagness, 2005), and the tab bar groups The physics / Materials / Instructions / References under a "More" menu.</w:t>
+        <w:t>This guide matches software version 4.0. It is kept in step with the software: whenever a feature is added or changed, this document is updated to match. Current major feature set: instant analytical Simulator; full-wave waveguide and horn (openEMS) with six selectable waveguide simulations including far-field; multilayer coating stacks; Inverse design with Pareto optimization and Send-to-openEMS; Measurement fit with conductivity extraction; the self-calibrating lab loop; the Space-survival screens (multipaction and vacuum heating); the Compare league table; a fully cited Physics tab; the Materials editor; per-page and per-chart info popups with English/Arabic; the self-validation report; and the multi-band trade-space report. The Full-wave and Horn tabs now include a Field-view time/frequency toggle (openEMS is a time-domain FDTD solver; spectra are Fourier-derived — Taflove &amp; Hagness, 2005), and the tab bar groups The physics / Materials / Instructions / References under a "More" menu.</w:t>
       </w:r>
       <w:r/>
     </w:p>

--- a/user_guide.docx
+++ b/user_guide.docx
@@ -3653,6 +3653,174 @@
       </w:r>
     </w:p>
     <w:p>
+      <w:r>
+        <w:t>Rotating exports, corrected (4.0). The rotating GIF and the interactive page were showing a stationary object: the capture recoloured the model at each look angle but never turned it. Both now rotate the geometry itself through a full circle. The model is laid out along its longest dimension so nothing is cut off at the edges, the framing is computed from the camera's field of view rather than estimated, every export is rendered at the same frame size so it looks identical on any machine, and surfaces facing away from the radar are shaded light enough to stay visible for the whole turn. The colours are the echo contribution at the worst-case look angle and belong to the surface, so they turn with the model.</w:t>
+      </w:r>
+    </w:p>
+    <w:p>
+      <w:r>
+        <w:t>Clearer wording throughout. Two reviews went over every message the tool shows you. Messages that used to say “see console” now name what failed and where the real log is — the browser console cannot be opened at all when the tool is installed as an app on a phone or tablet. Two pages that told you to start the solver while the solver was already serving the page now check and report what is actually true. “Exact” has been removed from five descriptions of a method that is approximate at grazing angles. Naming a material no longer opens a pop-up asking for something you already typed. And the written instructions now cover all twenty-one pages rather than ten, with the correct setup procedure.</w:t>
+      </w:r>
+    </w:p>
+    <w:p>
+      <w:r>
+        <w:t>What the full-wave solver produces. The three figures below are unedited output from real solves, at the size the tool saves them.</w:t>
+      </w:r>
+    </w:p>
+    <w:p>
+      <w:pPr>
+        <w:jc w:val="center"/>
+      </w:pPr>
+      <w:r>
+        <w:drawing>
+          <wp:inline xmlns:a="http://schemas.openxmlformats.org/drawingml/2006/main" xmlns:pic="http://schemas.openxmlformats.org/drawingml/2006/picture">
+            <wp:extent cx="5760720" cy="1911512"/>
+            <wp:docPr id="1" name="Picture 1"/>
+            <wp:cNvGraphicFramePr>
+              <a:graphicFrameLocks noChangeAspect="1"/>
+            </wp:cNvGraphicFramePr>
+            <a:graphic>
+              <a:graphicData uri="http://schemas.openxmlformats.org/drawingml/2006/picture">
+                <pic:pic>
+                  <pic:nvPicPr>
+                    <pic:cNvPr id="0" name="fig_waveguide_field.png"/>
+                    <pic:cNvPicPr/>
+                  </pic:nvPicPr>
+                  <pic:blipFill>
+                    <a:blip r:embed="rId9"/>
+                    <a:stretch>
+                      <a:fillRect/>
+                    </a:stretch>
+                  </pic:blipFill>
+                  <pic:spPr>
+                    <a:xfrm>
+                      <a:off x="0" y="0"/>
+                      <a:ext cx="5760720" cy="1911512"/>
+                    </a:xfrm>
+                    <a:prstGeom prst="rect"/>
+                  </pic:spPr>
+                </pic:pic>
+              </a:graphicData>
+            </a:graphic>
+          </wp:inline>
+        </w:drawing>
+      </w:r>
+    </w:p>
+    <w:p>
+      <w:pPr>
+        <w:jc w:val="center"/>
+      </w:pPr>
+      <w:r>
+        <w:rPr>
+          <w:i/>
+          <w:sz w:val="18"/>
+        </w:rPr>
+        <w:t>A guided wave inside a lightweight coated waveguide (X-band). Bright is signal being carried; the fading toward the walls is power being lost into them.</w:t>
+      </w:r>
+    </w:p>
+    <w:p>
+      <w:pPr>
+        <w:jc w:val="center"/>
+      </w:pPr>
+      <w:r>
+        <w:drawing>
+          <wp:inline xmlns:a="http://schemas.openxmlformats.org/drawingml/2006/main" xmlns:pic="http://schemas.openxmlformats.org/drawingml/2006/picture">
+            <wp:extent cx="5394960" cy="2551670"/>
+            <wp:docPr id="2" name="Picture 2"/>
+            <wp:cNvGraphicFramePr>
+              <a:graphicFrameLocks noChangeAspect="1"/>
+            </wp:cNvGraphicFramePr>
+            <a:graphic>
+              <a:graphicData uri="http://schemas.openxmlformats.org/drawingml/2006/picture">
+                <pic:pic>
+                  <pic:nvPicPr>
+                    <pic:cNvPr id="0" name="fig_horn_field.png"/>
+                    <pic:cNvPicPr/>
+                  </pic:nvPicPr>
+                  <pic:blipFill>
+                    <a:blip r:embed="rId10"/>
+                    <a:stretch>
+                      <a:fillRect/>
+                    </a:stretch>
+                  </pic:blipFill>
+                  <pic:spPr>
+                    <a:xfrm>
+                      <a:off x="0" y="0"/>
+                      <a:ext cx="5394960" cy="2551670"/>
+                    </a:xfrm>
+                    <a:prstGeom prst="rect"/>
+                  </pic:spPr>
+                </pic:pic>
+              </a:graphicData>
+            </a:graphic>
+          </wp:inline>
+        </w:drawing>
+      </w:r>
+    </w:p>
+    <w:p>
+      <w:pPr>
+        <w:jc w:val="center"/>
+      </w:pPr>
+      <w:r>
+        <w:rPr>
+          <w:i/>
+          <w:sz w:val="18"/>
+        </w:rPr>
+        <w:t>A horn antenna on a decibel scale. The signal enters the narrow feed at left, widens through the flare, and leaves the mouth as curved wavefronts — that is the beam.</w:t>
+      </w:r>
+    </w:p>
+    <w:p>
+      <w:pPr>
+        <w:jc w:val="center"/>
+      </w:pPr>
+      <w:r>
+        <w:drawing>
+          <wp:inline xmlns:a="http://schemas.openxmlformats.org/drawingml/2006/main" xmlns:pic="http://schemas.openxmlformats.org/drawingml/2006/picture">
+            <wp:extent cx="3840480" cy="2886179"/>
+            <wp:docPr id="3" name="Picture 3"/>
+            <wp:cNvGraphicFramePr>
+              <a:graphicFrameLocks noChangeAspect="1"/>
+            </wp:cNvGraphicFramePr>
+            <a:graphic>
+              <a:graphicData uri="http://schemas.openxmlformats.org/drawingml/2006/picture">
+                <pic:pic>
+                  <pic:nvPicPr>
+                    <pic:cNvPr id="0" name="fig_rcs_field.png"/>
+                    <pic:cNvPicPr/>
+                  </pic:nvPicPr>
+                  <pic:blipFill>
+                    <a:blip r:embed="rId11"/>
+                    <a:stretch>
+                      <a:fillRect/>
+                    </a:stretch>
+                  </pic:blipFill>
+                  <pic:spPr>
+                    <a:xfrm>
+                      <a:off x="0" y="0"/>
+                      <a:ext cx="3840480" cy="2886179"/>
+                    </a:xfrm>
+                    <a:prstGeom prst="rect"/>
+                  </pic:spPr>
+                </pic:pic>
+              </a:graphicData>
+            </a:graphic>
+          </wp:inline>
+        </w:drawing>
+      </w:r>
+    </w:p>
+    <w:p>
+      <w:pPr>
+        <w:jc w:val="center"/>
+      </w:pPr>
+      <w:r>
+        <w:rPr>
+          <w:i/>
+          <w:sz w:val="18"/>
+        </w:rPr>
+        <w:t>Radar hitting a coated sphere. You can see the wave piling up in front of it, the quiet shadow behind, and the lobe bouncing back toward the radar — that returning lobe is what a coating is trying to remove.</w:t>
+      </w:r>
+    </w:p>
+    <w:p>
       <w:pPr>
         <w:pStyle w:val="Heading1"/>
       </w:pPr>

--- a/user_guide.docx
+++ b/user_guide.docx
@@ -15,7 +15,7 @@
         <w:rPr>
           <w:i/>
         </w:rPr>
-        <w:t>Complete User Guide — Version 3.6</w:t>
+        <w:t>Complete User Guide — Version 4.0</w:t>
       </w:r>
     </w:p>
     <w:p>
@@ -54,12 +54,12 @@
         <w:rPr>
           <w:color w:val="0B6E54"/>
         </w:rPr>
-        <w:t>What's new in Version 3.4</w:t>
-      </w:r>
-    </w:p>
-    <w:p>
-      <w:r>
-        <w:t>Version 3.4 is a visual-polish and clarity release. Nothing in the physics or the numbers changed — every value is still cited on the References tab. Highlights:</w:t>
+        <w:t>What's new in Version 4.0</w:t>
+      </w:r>
+    </w:p>
+    <w:p>
+      <w:r>
+        <w:t>Version 4.0 widens the tool from waveguides alone to four domains in one workflow, and hardens what was already there. The physics is unchanged and every value is still cited on the References tab. Highlights:</w:t>
       </w:r>
     </w:p>
     <w:p>
@@ -67,7 +67,13 @@
         <w:pStyle w:val="ListBullet"/>
       </w:pPr>
       <w:r>
-        <w:t xml:space="preserve">Interactive 3-D horn geometry — the Horn tab's results now show the same zoomable WebGL model as the Preview button (drag to rotate, scroll to zoom), in place of the old static render.</w:t>
+        <w:rPr>
+          <w:b/>
+        </w:rPr>
+        <w:t>Four domains across 21 pages</w:t>
+      </w:r>
+      <w:r>
+        <w:t xml:space="preserve"> — waveguides, horn antennas, reflection loss from measured permittivity and permeability, and the radar cross section of a 3-D model you upload — grouped under the Waveguide, Horn, RCS + RL and Learn menus.</w:t>
       </w:r>
     </w:p>
     <w:p>
@@ -75,7 +81,13 @@
         <w:pStyle w:val="ListBullet"/>
       </w:pPr>
       <w:r>
-        <w:t xml:space="preserve">Segmented controls — Band, Ports and Field view on both openEMS tabs are now one-tap toggles inside a tidy, aligned Configuration panel, with the Preview and Run buttons on their own action bar.</w:t>
+        <w:rPr>
+          <w:b/>
+        </w:rPr>
+        <w:t>Reflection loss from your own laboratory file</w:t>
+      </w:r>
+      <w:r>
+        <w:t xml:space="preserve"> — upload a raw vector-network-analyser export (CSV, text or Excel) and get reflection loss per thickness, the optimal thickness, the thickness-frequency map and the full table, with Excel and ZIP exports that reproduce the reference spreadsheet to a median of 0.006 dB.</w:t>
       </w:r>
     </w:p>
     <w:p>
@@ -83,7 +95,13 @@
         <w:pStyle w:val="ListBullet"/>
       </w:pPr>
       <w:r>
-        <w:t xml:space="preserve">Clearer bridge messages — if the openEMS server is not running, the Run buttons show a friendly banner with the exact command to start it.</w:t>
+        <w:rPr>
+          <w:b/>
+        </w:rPr>
+        <w:t>Radar signature of a real 3-D model (CAD-RCS)</w:t>
+      </w:r>
+      <w:r>
+        <w:t xml:space="preserve"> — upload a STEP or STL file and get monostatic radar cross section against look-angle, part by part, with a per-facet heatmap and an independent coating for each part drawn from a shared material library.</w:t>
       </w:r>
     </w:p>
     <w:p>
@@ -91,7 +109,13 @@
         <w:pStyle w:val="ListBullet"/>
       </w:pPr>
       <w:r>
-        <w:t xml:space="preserve">Print / Save as PDF — the Physics tab has a Print button that outputs the full derivation as a clean handout.</w:t>
+        <w:rPr>
+          <w:b/>
+        </w:rPr>
+        <w:t>Shape improvement</w:t>
+      </w:r>
+      <w:r>
+        <w:t xml:space="preserve"> — search real deformations of your own geometry for a lower signature in the threat sector you choose. Every candidate is audited for geometric validity before it is allowed to score, and overall length is held by construction so nothing wins by quietly shrinking the object.</w:t>
       </w:r>
     </w:p>
     <w:p>
@@ -99,7 +123,13 @@
         <w:pStyle w:val="ListBullet"/>
       </w:pPr>
       <w:r>
-        <w:t xml:space="preserve">Download and export (still here) — the Horn tab exports an Excel workbook of all data plus a PNG/CSV/text bundle; Full-wave and Compare export ZIP/CSV; the References tab generates the validation report and Inverse design the trade-space report.</w:t>
+        <w:rPr>
+          <w:b/>
+        </w:rPr>
+        <w:t>How small does it look to radar?</w:t>
+      </w:r>
+      <w:r>
+        <w:t xml:space="preserve"> — the same reduction expressed three standard ways — echo power removed, equivalent metal-sphere diameter, and detection range — plus the scale factor solved numerically against your own mesh.</w:t>
       </w:r>
     </w:p>
     <w:p>
@@ -107,7 +137,13 @@
         <w:pStyle w:val="ListBullet"/>
       </w:pPr>
       <w:r>
-        <w:t xml:space="preserve">Refreshed look — an animated hero, an at-a-glance stats strip, per-tab icons, unified chart styling, and softer cards and tables.</w:t>
+        <w:rPr>
+          <w:b/>
+        </w:rPr>
+        <w:t>Analytical horn design</w:t>
+      </w:r>
+      <w:r>
+        <w:t xml:space="preserve"> — instant gain, beamwidth, sidelobe level and efficiency for pyramidal and conical horns, with inverse design, parametric sweeps, design comparison and a coating-mass trade.</w:t>
       </w:r>
     </w:p>
     <w:p>
@@ -115,7 +151,13 @@
         <w:pStyle w:val="ListBullet"/>
       </w:pPr>
       <w:r>
-        <w:t xml:space="preserve">Arabic on every tab — the info pop-up now has a complete Arabic (عربي) translation on all tabs, including Inverse design, Measurement fit and Space survival.</w:t>
+        <w:rPr>
+          <w:b/>
+        </w:rPr>
+        <w:t>Six openEMS full-wave analyses behind one shared lock</w:t>
+      </w:r>
+      <w:r>
+        <w:t xml:space="preserve"> — one solve at a time, enforced on the server as well as in the browser, so a shared link cannot corrupt a run in progress.</w:t>
       </w:r>
     </w:p>
     <w:p>
@@ -123,7 +165,13 @@
         <w:pStyle w:val="ListBullet"/>
       </w:pPr>
       <w:r>
-        <w:t xml:space="preserve">The page header now reads جامعة خليفة (Khalifa University).</w:t>
+        <w:rPr>
+          <w:b/>
+        </w:rPr>
+        <w:t>Rotating exports</w:t>
+      </w:r>
+      <w:r>
+        <w:t xml:space="preserve"> — a GIF of a full turn of the coloured model, and a self-contained interactive page that spins and scrubs offline.</w:t>
       </w:r>
     </w:p>
     <w:p>
@@ -131,7 +179,13 @@
         <w:pStyle w:val="ListBullet"/>
       </w:pPr>
       <w:r>
-        <w:t xml:space="preserve">Interactive 3-D simulated field (Horn tab) — after an openEMS run you can now rotate and zoom the actual solved |E| field, like a CST post-simulation field monitor: a rainbow dB colour map with a colour bar, a translucent horn model and an axis triad, switchable between a 3-D Volume view and a smooth H-plane Cut-plane.</w:t>
+        <w:rPr>
+          <w:b/>
+        </w:rPr>
+        <w:t>Installable on a phone or iPad</w:t>
+      </w:r>
+      <w:r>
+        <w:t xml:space="preserve"> — a progressive web app with native mobile navigation — a top app bar, a bottom tab bar, a drawer and an edge swipe.</w:t>
       </w:r>
     </w:p>
     <w:p>
@@ -139,7 +193,13 @@
         <w:pStyle w:val="ListBullet"/>
       </w:pPr>
       <w:r>
-        <w:t xml:space="preserve">Branded loading screen — a short animated boot splash while the app initializes (it clears itself automatically).</w:t>
+        <w:rPr>
+          <w:b/>
+        </w:rPr>
+        <w:t>Honest about range</w:t>
+      </w:r>
+      <w:r>
+        <w:t xml:space="preserve"> — any reflection loss, optimal thickness or comparison outside the frequencies your material was actually measured over is labelled extrapolation instead of being reported as data.</w:t>
       </w:r>
     </w:p>
     <w:p>
@@ -147,7 +207,13 @@
         <w:pStyle w:val="ListBullet"/>
       </w:pPr>
       <w:r>
-        <w:t xml:space="preserve">Animated results headline — the Simulator tab leads with the flagship material's loss, weight saving vs copper and break-even, counting up on load; the at-a-glance stats also count up as they scroll into view.</w:t>
+        <w:rPr>
+          <w:b/>
+        </w:rPr>
+        <w:t>Everything still labelled and cited</w:t>
+      </w:r>
+      <w:r>
+        <w:t xml:space="preserve"> — every figure says whether it is analytical, full-wave or measured, and every constant, equation and claim carries a numbered reference on the References page.</w:t>
       </w:r>
     </w:p>
     <w:p>
@@ -381,8 +447,9 @@
             <w:r>
               <w:rPr>
                 <w:b/>
+                <w:sz w:val="18"/>
               </w:rPr>
-              <w:t>Tab</w:t>
+              <w:t>Page</w:t>
             </w:r>
           </w:p>
         </w:tc>
@@ -395,6 +462,7 @@
             <w:r>
               <w:rPr>
                 <w:b/>
+                <w:sz w:val="18"/>
               </w:rPr>
               <w:t>What it does</w:t>
             </w:r>
@@ -409,6 +477,7 @@
             <w:r>
               <w:rPr>
                 <w:b/>
+                <w:sz w:val="18"/>
               </w:rPr>
               <w:t>Needs the openEMS server?</w:t>
             </w:r>
@@ -421,8 +490,13 @@
             <w:tcW w:type="dxa" w:w="2880"/>
           </w:tcPr>
           <w:p>
+            <w:r/>
             <w:r>
-              <w:t>Simulator</w:t>
+              <w:rPr>
+                <w:b/>
+                <w:sz w:val="18"/>
+              </w:rPr>
+              <w:t>Waveguide ▾</w:t>
             </w:r>
           </w:p>
         </w:tc>
@@ -431,8 +505,12 @@
             <w:tcW w:type="dxa" w:w="2880"/>
           </w:tcPr>
           <w:p>
+            <w:r/>
             <w:r>
-              <w:t>Headline loss / weight / cost results + material radar</w:t>
+              <w:rPr>
+                <w:b w:val="0"/>
+                <w:sz w:val="18"/>
+              </w:rPr>
             </w:r>
           </w:p>
         </w:tc>
@@ -441,7 +519,58 @@
             <w:tcW w:type="dxa" w:w="2880"/>
           </w:tcPr>
           <w:p>
+            <w:r/>
             <w:r>
+              <w:rPr>
+                <w:b w:val="0"/>
+                <w:sz w:val="18"/>
+              </w:rPr>
+            </w:r>
+          </w:p>
+        </w:tc>
+      </w:tr>
+      <w:tr>
+        <w:tc>
+          <w:tcPr>
+            <w:tcW w:type="dxa" w:w="2880"/>
+          </w:tcPr>
+          <w:p>
+            <w:r/>
+            <w:r>
+              <w:rPr>
+                <w:b/>
+                <w:sz w:val="18"/>
+              </w:rPr>
+              <w:t>Analytical Simulator</w:t>
+            </w:r>
+          </w:p>
+        </w:tc>
+        <w:tc>
+          <w:tcPr>
+            <w:tcW w:type="dxa" w:w="2880"/>
+          </w:tcPr>
+          <w:p>
+            <w:r/>
+            <w:r>
+              <w:rPr>
+                <w:b w:val="0"/>
+                <w:sz w:val="18"/>
+              </w:rPr>
+              <w:t>Headline loss, weight and delivered-cost result for a material, with the attenuation and material-comparison charts.</w:t>
+            </w:r>
+          </w:p>
+        </w:tc>
+        <w:tc>
+          <w:tcPr>
+            <w:tcW w:type="dxa" w:w="2880"/>
+          </w:tcPr>
+          <w:p>
+            <w:r/>
+            <w:r>
+              <w:rPr>
+                <w:b w:val="0"/>
+                <w:sz w:val="18"/>
+              </w:rPr>
               <w:t>No</w:t>
             </w:r>
           </w:p>
@@ -453,7 +582,12 @@
             <w:tcW w:type="dxa" w:w="2880"/>
           </w:tcPr>
           <w:p>
+            <w:r/>
             <w:r>
+              <w:rPr>
+                <w:b/>
+                <w:sz w:val="18"/>
+              </w:rPr>
               <w:t>Full-wave (openEMS)</w:t>
             </w:r>
           </w:p>
@@ -463,8 +597,13 @@
             <w:tcW w:type="dxa" w:w="2880"/>
           </w:tcPr>
           <w:p>
+            <w:r/>
             <w:r>
-              <w:t>Real 3-D field renders, S-parameters, far-field</w:t>
+              <w:rPr>
+                <w:b w:val="0"/>
+                <w:sz w:val="18"/>
+              </w:rPr>
+              <w:t>Real 3-D field renders, S-parameters, wall-loss map and far-field pattern, with the analytical model overlaid on each.</w:t>
             </w:r>
           </w:p>
         </w:tc>
@@ -473,7 +612,12 @@
             <w:tcW w:type="dxa" w:w="2880"/>
           </w:tcPr>
           <w:p>
+            <w:r/>
             <w:r>
+              <w:rPr>
+                <w:b w:val="0"/>
+                <w:sz w:val="18"/>
+              </w:rPr>
               <w:t>Yes</w:t>
             </w:r>
           </w:p>
@@ -485,8 +629,13 @@
             <w:tcW w:type="dxa" w:w="2880"/>
           </w:tcPr>
           <w:p>
+            <w:r/>
             <w:r>
-              <w:t>Horn antenna (openEMS)</w:t>
+              <w:rPr>
+                <w:b/>
+                <w:sz w:val="18"/>
+              </w:rPr>
+              <w:t>Inverse design</w:t>
             </w:r>
           </w:p>
         </w:tc>
@@ -495,8 +644,13 @@
             <w:tcW w:type="dxa" w:w="2880"/>
           </w:tcPr>
           <w:p>
+            <w:r/>
             <w:r>
-              <w:t>Full-wave horn: gain, S11, pattern, coatings</w:t>
+              <w:rPr>
+                <w:b w:val="0"/>
+                <w:sz w:val="18"/>
+              </w:rPr>
+              <w:t>Searches coating count and wall thickness for the lightest design that still meets a loss budget.</w:t>
             </w:r>
           </w:p>
         </w:tc>
@@ -505,7 +659,433 @@
             <w:tcW w:type="dxa" w:w="2880"/>
           </w:tcPr>
           <w:p>
+            <w:r/>
             <w:r>
+              <w:rPr>
+                <w:b w:val="0"/>
+                <w:sz w:val="18"/>
+              </w:rPr>
+              <w:t>No</w:t>
+            </w:r>
+          </w:p>
+        </w:tc>
+      </w:tr>
+      <w:tr>
+        <w:tc>
+          <w:tcPr>
+            <w:tcW w:type="dxa" w:w="2880"/>
+          </w:tcPr>
+          <w:p>
+            <w:r/>
+            <w:r>
+              <w:rPr>
+                <w:b/>
+                <w:sz w:val="18"/>
+              </w:rPr>
+              <w:t>Measurement fit</w:t>
+            </w:r>
+          </w:p>
+        </w:tc>
+        <w:tc>
+          <w:tcPr>
+            <w:tcW w:type="dxa" w:w="2880"/>
+          </w:tcPr>
+          <w:p>
+            <w:r/>
+            <w:r>
+              <w:rPr>
+                <w:b w:val="0"/>
+                <w:sz w:val="18"/>
+              </w:rPr>
+              <w:t>Extracts effective conductivity from a measured .s2p file and feeds it back into the design.</w:t>
+            </w:r>
+          </w:p>
+        </w:tc>
+        <w:tc>
+          <w:tcPr>
+            <w:tcW w:type="dxa" w:w="2880"/>
+          </w:tcPr>
+          <w:p>
+            <w:r/>
+            <w:r>
+              <w:rPr>
+                <w:b w:val="0"/>
+                <w:sz w:val="18"/>
+              </w:rPr>
+              <w:t>No</w:t>
+            </w:r>
+          </w:p>
+        </w:tc>
+      </w:tr>
+      <w:tr>
+        <w:tc>
+          <w:tcPr>
+            <w:tcW w:type="dxa" w:w="2880"/>
+          </w:tcPr>
+          <w:p>
+            <w:r/>
+            <w:r>
+              <w:rPr>
+                <w:b/>
+                <w:sz w:val="18"/>
+              </w:rPr>
+              <w:t>Space survival</w:t>
+            </w:r>
+          </w:p>
+        </w:tc>
+        <w:tc>
+          <w:tcPr>
+            <w:tcW w:type="dxa" w:w="2880"/>
+          </w:tcPr>
+          <w:p>
+            <w:r/>
+            <w:r>
+              <w:rPr>
+                <w:b w:val="0"/>
+                <w:sz w:val="18"/>
+              </w:rPr>
+              <w:t>First-order multipaction and vacuum-thermal screens.</w:t>
+            </w:r>
+          </w:p>
+        </w:tc>
+        <w:tc>
+          <w:tcPr>
+            <w:tcW w:type="dxa" w:w="2880"/>
+          </w:tcPr>
+          <w:p>
+            <w:r/>
+            <w:r>
+              <w:rPr>
+                <w:b w:val="0"/>
+                <w:sz w:val="18"/>
+              </w:rPr>
+              <w:t>No</w:t>
+            </w:r>
+          </w:p>
+        </w:tc>
+      </w:tr>
+      <w:tr>
+        <w:tc>
+          <w:tcPr>
+            <w:tcW w:type="dxa" w:w="2880"/>
+          </w:tcPr>
+          <w:p>
+            <w:r/>
+            <w:r>
+              <w:rPr>
+                <w:b/>
+                <w:sz w:val="18"/>
+              </w:rPr>
+              <w:t>Compare</w:t>
+            </w:r>
+          </w:p>
+        </w:tc>
+        <w:tc>
+          <w:tcPr>
+            <w:tcW w:type="dxa" w:w="2880"/>
+          </w:tcPr>
+          <w:p>
+            <w:r/>
+            <w:r>
+              <w:rPr>
+                <w:b w:val="0"/>
+                <w:sz w:val="18"/>
+              </w:rPr>
+              <w:t>Side-by-side league table of candidate materials.</w:t>
+            </w:r>
+          </w:p>
+        </w:tc>
+        <w:tc>
+          <w:tcPr>
+            <w:tcW w:type="dxa" w:w="2880"/>
+          </w:tcPr>
+          <w:p>
+            <w:r/>
+            <w:r>
+              <w:rPr>
+                <w:b w:val="0"/>
+                <w:sz w:val="18"/>
+              </w:rPr>
+              <w:t>Analytical: No / Run: Yes</w:t>
+            </w:r>
+          </w:p>
+        </w:tc>
+      </w:tr>
+      <w:tr>
+        <w:tc>
+          <w:tcPr>
+            <w:tcW w:type="dxa" w:w="2880"/>
+          </w:tcPr>
+          <w:p>
+            <w:r/>
+            <w:r>
+              <w:rPr>
+                <w:b/>
+                <w:sz w:val="18"/>
+              </w:rPr>
+              <w:t>Materials</w:t>
+            </w:r>
+          </w:p>
+        </w:tc>
+        <w:tc>
+          <w:tcPr>
+            <w:tcW w:type="dxa" w:w="2880"/>
+          </w:tcPr>
+          <w:p>
+            <w:r/>
+            <w:r>
+              <w:rPr>
+                <w:b w:val="0"/>
+                <w:sz w:val="18"/>
+              </w:rPr>
+              <w:t>Define any material — conductor, substrate or multilayer stack. Also reachable from the Horn menu.</w:t>
+            </w:r>
+          </w:p>
+        </w:tc>
+        <w:tc>
+          <w:tcPr>
+            <w:tcW w:type="dxa" w:w="2880"/>
+          </w:tcPr>
+          <w:p>
+            <w:r/>
+            <w:r>
+              <w:rPr>
+                <w:b w:val="0"/>
+                <w:sz w:val="18"/>
+              </w:rPr>
+              <w:t>No</w:t>
+            </w:r>
+          </w:p>
+        </w:tc>
+      </w:tr>
+      <w:tr>
+        <w:tc>
+          <w:tcPr>
+            <w:tcW w:type="dxa" w:w="2880"/>
+          </w:tcPr>
+          <w:p>
+            <w:r/>
+            <w:r>
+              <w:rPr>
+                <w:b/>
+                <w:sz w:val="18"/>
+              </w:rPr>
+              <w:t>Horn ▾</w:t>
+            </w:r>
+          </w:p>
+        </w:tc>
+        <w:tc>
+          <w:tcPr>
+            <w:tcW w:type="dxa" w:w="2880"/>
+          </w:tcPr>
+          <w:p>
+            <w:r/>
+            <w:r>
+              <w:rPr>
+                <w:b w:val="0"/>
+                <w:sz w:val="18"/>
+              </w:rPr>
+            </w:r>
+          </w:p>
+        </w:tc>
+        <w:tc>
+          <w:tcPr>
+            <w:tcW w:type="dxa" w:w="2880"/>
+          </w:tcPr>
+          <w:p>
+            <w:r/>
+            <w:r>
+              <w:rPr>
+                <w:b w:val="0"/>
+                <w:sz w:val="18"/>
+              </w:rPr>
+            </w:r>
+          </w:p>
+        </w:tc>
+      </w:tr>
+      <w:tr>
+        <w:tc>
+          <w:tcPr>
+            <w:tcW w:type="dxa" w:w="2880"/>
+          </w:tcPr>
+          <w:p>
+            <w:r/>
+            <w:r>
+              <w:rPr>
+                <w:b/>
+                <w:sz w:val="18"/>
+              </w:rPr>
+              <w:t>Horn design (analytical)</w:t>
+            </w:r>
+          </w:p>
+        </w:tc>
+        <w:tc>
+          <w:tcPr>
+            <w:tcW w:type="dxa" w:w="2880"/>
+          </w:tcPr>
+          <w:p>
+            <w:r/>
+            <w:r>
+              <w:rPr>
+                <w:b w:val="0"/>
+                <w:sz w:val="18"/>
+              </w:rPr>
+              <w:t>Instant gain, beamwidth, sidelobe level and aperture efficiency for pyramidal and conical horns.</w:t>
+            </w:r>
+          </w:p>
+        </w:tc>
+        <w:tc>
+          <w:tcPr>
+            <w:tcW w:type="dxa" w:w="2880"/>
+          </w:tcPr>
+          <w:p>
+            <w:r/>
+            <w:r>
+              <w:rPr>
+                <w:b w:val="0"/>
+                <w:sz w:val="18"/>
+              </w:rPr>
+              <w:t>No</w:t>
+            </w:r>
+          </w:p>
+        </w:tc>
+      </w:tr>
+      <w:tr>
+        <w:tc>
+          <w:tcPr>
+            <w:tcW w:type="dxa" w:w="2880"/>
+          </w:tcPr>
+          <w:p>
+            <w:r/>
+            <w:r>
+              <w:rPr>
+                <w:b/>
+                <w:sz w:val="18"/>
+              </w:rPr>
+              <w:t>Inverse &amp; sweep</w:t>
+            </w:r>
+          </w:p>
+        </w:tc>
+        <w:tc>
+          <w:tcPr>
+            <w:tcW w:type="dxa" w:w="2880"/>
+          </w:tcPr>
+          <w:p>
+            <w:r/>
+            <w:r>
+              <w:rPr>
+                <w:b w:val="0"/>
+                <w:sz w:val="18"/>
+              </w:rPr>
+              <w:t>Sizes a horn to a target gain, and sweeps aperture against flare length.</w:t>
+            </w:r>
+          </w:p>
+        </w:tc>
+        <w:tc>
+          <w:tcPr>
+            <w:tcW w:type="dxa" w:w="2880"/>
+          </w:tcPr>
+          <w:p>
+            <w:r/>
+            <w:r>
+              <w:rPr>
+                <w:b w:val="0"/>
+                <w:sz w:val="18"/>
+              </w:rPr>
+              <w:t>No</w:t>
+            </w:r>
+          </w:p>
+        </w:tc>
+      </w:tr>
+      <w:tr>
+        <w:tc>
+          <w:tcPr>
+            <w:tcW w:type="dxa" w:w="2880"/>
+          </w:tcPr>
+          <w:p>
+            <w:r/>
+            <w:r>
+              <w:rPr>
+                <w:b/>
+                <w:sz w:val="18"/>
+              </w:rPr>
+              <w:t>Compare &amp; trade</w:t>
+            </w:r>
+          </w:p>
+        </w:tc>
+        <w:tc>
+          <w:tcPr>
+            <w:tcW w:type="dxa" w:w="2880"/>
+          </w:tcPr>
+          <w:p>
+            <w:r/>
+            <w:r>
+              <w:rPr>
+                <w:b w:val="0"/>
+                <w:sz w:val="18"/>
+              </w:rPr>
+              <w:t>Overlays saved horn designs, and trades coating loss against mass saved.</w:t>
+            </w:r>
+          </w:p>
+        </w:tc>
+        <w:tc>
+          <w:tcPr>
+            <w:tcW w:type="dxa" w:w="2880"/>
+          </w:tcPr>
+          <w:p>
+            <w:r/>
+            <w:r>
+              <w:rPr>
+                <w:b w:val="0"/>
+                <w:sz w:val="18"/>
+              </w:rPr>
+              <w:t>No</w:t>
+            </w:r>
+          </w:p>
+        </w:tc>
+      </w:tr>
+      <w:tr>
+        <w:tc>
+          <w:tcPr>
+            <w:tcW w:type="dxa" w:w="2880"/>
+          </w:tcPr>
+          <w:p>
+            <w:r/>
+            <w:r>
+              <w:rPr>
+                <w:b/>
+                <w:sz w:val="18"/>
+              </w:rPr>
+              <w:t>Full-wave (openEMS)</w:t>
+            </w:r>
+          </w:p>
+        </w:tc>
+        <w:tc>
+          <w:tcPr>
+            <w:tcW w:type="dxa" w:w="2880"/>
+          </w:tcPr>
+          <w:p>
+            <w:r/>
+            <w:r>
+              <w:rPr>
+                <w:b w:val="0"/>
+                <w:sz w:val="18"/>
+              </w:rPr>
+              <w:t>FDTD horn: gain vs frequency, radiation patterns, S11, per-coating wall loss, and the interactive 3-D field.</w:t>
+            </w:r>
+          </w:p>
+        </w:tc>
+        <w:tc>
+          <w:tcPr>
+            <w:tcW w:type="dxa" w:w="2880"/>
+          </w:tcPr>
+          <w:p>
+            <w:r/>
+            <w:r>
+              <w:rPr>
+                <w:b w:val="0"/>
+                <w:sz w:val="18"/>
+              </w:rPr>
               <w:t>Yes</w:t>
             </w:r>
           </w:p>
@@ -517,7 +1097,57 @@
             <w:tcW w:type="dxa" w:w="2880"/>
           </w:tcPr>
           <w:p>
+            <w:r/>
             <w:r>
+              <w:rPr>
+                <w:b/>
+                <w:sz w:val="18"/>
+              </w:rPr>
+              <w:t>RCS + RL ▾</w:t>
+            </w:r>
+          </w:p>
+        </w:tc>
+        <w:tc>
+          <w:tcPr>
+            <w:tcW w:type="dxa" w:w="2880"/>
+          </w:tcPr>
+          <w:p>
+            <w:r/>
+            <w:r>
+              <w:rPr>
+                <w:b w:val="0"/>
+                <w:sz w:val="18"/>
+              </w:rPr>
+            </w:r>
+          </w:p>
+        </w:tc>
+        <w:tc>
+          <w:tcPr>
+            <w:tcW w:type="dxa" w:w="2880"/>
+          </w:tcPr>
+          <w:p>
+            <w:r/>
+            <w:r>
+              <w:rPr>
+                <w:b w:val="0"/>
+                <w:sz w:val="18"/>
+              </w:rPr>
+            </w:r>
+          </w:p>
+        </w:tc>
+      </w:tr>
+      <w:tr>
+        <w:tc>
+          <w:tcPr>
+            <w:tcW w:type="dxa" w:w="2880"/>
+          </w:tcPr>
+          <w:p>
+            <w:r/>
+            <w:r>
+              <w:rPr>
+                <w:b/>
+                <w:sz w:val="18"/>
+              </w:rPr>
               <w:t>RCS (openEMS)</w:t>
             </w:r>
           </w:p>
@@ -527,8 +1157,13 @@
             <w:tcW w:type="dxa" w:w="2880"/>
           </w:tcPr>
           <w:p>
+            <w:r/>
             <w:r>
-              <w:t>Radar cross section — how strongly a target reflects radar. Test radar-absorbing coatings, run standard benchmarks (sphere/Mie, plate, dihedral, NASA almond), compute detection range, and import your own STEP/STL geometry.</w:t>
+              <w:rPr>
+                <w:b w:val="0"/>
+                <w:sz w:val="18"/>
+              </w:rPr>
+              <w:t>Full-wave radar cross section of canonical targets — sphere, plate, cylinder, dihedral or an imported mesh — bare or coated.</w:t>
             </w:r>
           </w:p>
         </w:tc>
@@ -537,7 +1172,12 @@
             <w:tcW w:type="dxa" w:w="2880"/>
           </w:tcPr>
           <w:p>
+            <w:r/>
             <w:r>
+              <w:rPr>
+                <w:b w:val="0"/>
+                <w:sz w:val="18"/>
+              </w:rPr>
               <w:t>Yes</w:t>
             </w:r>
           </w:p>
@@ -549,8 +1189,13 @@
             <w:tcW w:type="dxa" w:w="2880"/>
           </w:tcPr>
           <w:p>
+            <w:r/>
             <w:r>
-              <w:t>Inverse design</w:t>
+              <w:rPr>
+                <w:b/>
+                <w:sz w:val="18"/>
+              </w:rPr>
+              <w:t>Reflection loss (RL)</w:t>
             </w:r>
           </w:p>
         </w:tc>
@@ -559,8 +1204,13 @@
             <w:tcW w:type="dxa" w:w="2880"/>
           </w:tcPr>
           <w:p>
+            <w:r/>
             <w:r>
-              <w:t>Finds the optimal lightweight design for you</w:t>
+              <w:rPr>
+                <w:b w:val="0"/>
+                <w:sz w:val="18"/>
+              </w:rPr>
+              <w:t>Absorber performance from your own measured permittivity and permeability, with the thickness-frequency map.</w:t>
             </w:r>
           </w:p>
         </w:tc>
@@ -569,7 +1219,12 @@
             <w:tcW w:type="dxa" w:w="2880"/>
           </w:tcPr>
           <w:p>
+            <w:r/>
             <w:r>
+              <w:rPr>
+                <w:b w:val="0"/>
+                <w:sz w:val="18"/>
+              </w:rPr>
               <w:t>No</w:t>
             </w:r>
           </w:p>
@@ -581,8 +1236,13 @@
             <w:tcW w:type="dxa" w:w="2880"/>
           </w:tcPr>
           <w:p>
+            <w:r/>
             <w:r>
-              <w:t>Measurement fit</w:t>
+              <w:rPr>
+                <w:b/>
+                <w:sz w:val="18"/>
+              </w:rPr>
+              <w:t>Fast material search (analytical)</w:t>
             </w:r>
           </w:p>
         </w:tc>
@@ -591,8 +1251,13 @@
             <w:tcW w:type="dxa" w:w="2880"/>
           </w:tcPr>
           <w:p>
+            <w:r/>
             <w:r>
-              <w:t>Extracts conductivity from your measurement</w:t>
+              <w:rPr>
+                <w:b w:val="0"/>
+                <w:sz w:val="18"/>
+              </w:rPr>
+              <w:t>Thousands of closed-form absorber evaluations in seconds; ranks a whole design space.</w:t>
             </w:r>
           </w:p>
         </w:tc>
@@ -601,7 +1266,12 @@
             <w:tcW w:type="dxa" w:w="2880"/>
           </w:tcPr>
           <w:p>
+            <w:r/>
             <w:r>
+              <w:rPr>
+                <w:b w:val="0"/>
+                <w:sz w:val="18"/>
+              </w:rPr>
               <w:t>No</w:t>
             </w:r>
           </w:p>
@@ -613,8 +1283,13 @@
             <w:tcW w:type="dxa" w:w="2880"/>
           </w:tcPr>
           <w:p>
+            <w:r/>
             <w:r>
-              <w:t>Space survival</w:t>
+              <w:rPr>
+                <w:b/>
+                <w:sz w:val="18"/>
+              </w:rPr>
+              <w:t>Inverse RAM design</w:t>
             </w:r>
           </w:p>
         </w:tc>
@@ -623,8 +1298,13 @@
             <w:tcW w:type="dxa" w:w="2880"/>
           </w:tcPr>
           <w:p>
+            <w:r/>
             <w:r>
-              <w:t>Multipaction + vacuum-heating survival screens</w:t>
+              <w:rPr>
+                <w:b w:val="0"/>
+                <w:sz w:val="18"/>
+              </w:rPr>
+              <w:t>Searches absorber recipes — Dallenbach, Salisbury, Jaumann — against a target, with a Pareto front and the Rozanov bound.</w:t>
             </w:r>
           </w:p>
         </w:tc>
@@ -633,7 +1313,12 @@
             <w:tcW w:type="dxa" w:w="2880"/>
           </w:tcPr>
           <w:p>
+            <w:r/>
             <w:r>
+              <w:rPr>
+                <w:b w:val="0"/>
+                <w:sz w:val="18"/>
+              </w:rPr>
               <w:t>No</w:t>
             </w:r>
           </w:p>
@@ -645,8 +1330,13 @@
             <w:tcW w:type="dxa" w:w="2880"/>
           </w:tcPr>
           <w:p>
+            <w:r/>
             <w:r>
-              <w:t>Compare</w:t>
+              <w:rPr>
+                <w:b/>
+                <w:sz w:val="18"/>
+              </w:rPr>
+              <w:t>Material library</w:t>
             </w:r>
           </w:p>
         </w:tc>
@@ -655,8 +1345,13 @@
             <w:tcW w:type="dxa" w:w="2880"/>
           </w:tcPr>
           <w:p>
+            <w:r/>
             <w:r>
-              <w:t>Side-by-side candidate league table</w:t>
+              <w:rPr>
+                <w:b w:val="0"/>
+                <w:sz w:val="18"/>
+              </w:rPr>
+              <w:t>The shelf of materials pinned from the RL tab, compared side by side and shared with the CAD-RCS part list.</w:t>
             </w:r>
           </w:p>
         </w:tc>
@@ -665,39 +1360,12 @@
             <w:tcW w:type="dxa" w:w="2880"/>
           </w:tcPr>
           <w:p>
+            <w:r/>
             <w:r>
-              <w:t>Analytical: No / Run: Yes</w:t>
-            </w:r>
-          </w:p>
-        </w:tc>
-      </w:tr>
-      <w:tr>
-        <w:tc>
-          <w:tcPr>
-            <w:tcW w:type="dxa" w:w="2880"/>
-          </w:tcPr>
-          <w:p>
-            <w:r>
-              <w:t>The physics</w:t>
-            </w:r>
-          </w:p>
-        </w:tc>
-        <w:tc>
-          <w:tcPr>
-            <w:tcW w:type="dxa" w:w="2880"/>
-          </w:tcPr>
-          <w:p>
-            <w:r>
-              <w:t>Every equation, derived and cited</w:t>
-            </w:r>
-          </w:p>
-        </w:tc>
-        <w:tc>
-          <w:tcPr>
-            <w:tcW w:type="dxa" w:w="2880"/>
-          </w:tcPr>
-          <w:p>
-            <w:r>
+              <w:rPr>
+                <w:b w:val="0"/>
+                <w:sz w:val="18"/>
+              </w:rPr>
               <w:t>No</w:t>
             </w:r>
           </w:p>
@@ -709,8 +1377,13 @@
             <w:tcW w:type="dxa" w:w="2880"/>
           </w:tcPr>
           <w:p>
+            <w:r/>
             <w:r>
-              <w:t>Materials</w:t>
+              <w:rPr>
+                <w:b/>
+                <w:sz w:val="18"/>
+              </w:rPr>
+              <w:t>Full-wave batch (openEMS)</w:t>
             </w:r>
           </w:p>
         </w:tc>
@@ -719,8 +1392,13 @@
             <w:tcW w:type="dxa" w:w="2880"/>
           </w:tcPr>
           <w:p>
+            <w:r/>
             <w:r>
-              <w:t>Define any material</w:t>
+              <w:rPr>
+                <w:b w:val="0"/>
+                <w:sz w:val="18"/>
+              </w:rPr>
+              <w:t>Runs one full-wave solve per point across a swept parameter.</w:t>
             </w:r>
           </w:p>
         </w:tc>
@@ -729,7 +1407,151 @@
             <w:tcW w:type="dxa" w:w="2880"/>
           </w:tcPr>
           <w:p>
+            <w:r/>
             <w:r>
+              <w:rPr>
+                <w:b w:val="0"/>
+                <w:sz w:val="18"/>
+              </w:rPr>
+              <w:t>Yes</w:t>
+            </w:r>
+          </w:p>
+        </w:tc>
+      </w:tr>
+      <w:tr>
+        <w:tc>
+          <w:tcPr>
+            <w:tcW w:type="dxa" w:w="2880"/>
+          </w:tcPr>
+          <w:p>
+            <w:r/>
+            <w:r>
+              <w:rPr>
+                <w:b/>
+                <w:sz w:val="18"/>
+              </w:rPr>
+              <w:t>CAD-RCS (STEP/STL)</w:t>
+            </w:r>
+          </w:p>
+        </w:tc>
+        <w:tc>
+          <w:tcPr>
+            <w:tcW w:type="dxa" w:w="2880"/>
+          </w:tcPr>
+          <w:p>
+            <w:r/>
+            <w:r>
+              <w:rPr>
+                <w:b w:val="0"/>
+                <w:sz w:val="18"/>
+              </w:rPr>
+              <w:t>Radar signature of an uploaded 3-D model, part by part, plus the shape-improvement search.</w:t>
+            </w:r>
+          </w:p>
+        </w:tc>
+        <w:tc>
+          <w:tcPr>
+            <w:tcW w:type="dxa" w:w="2880"/>
+          </w:tcPr>
+          <w:p>
+            <w:r/>
+            <w:r>
+              <w:rPr>
+                <w:b w:val="0"/>
+                <w:sz w:val="18"/>
+              </w:rPr>
+              <w:t>No (the optional cross-check: Yes)</w:t>
+            </w:r>
+          </w:p>
+        </w:tc>
+      </w:tr>
+      <w:tr>
+        <w:tc>
+          <w:tcPr>
+            <w:tcW w:type="dxa" w:w="2880"/>
+          </w:tcPr>
+          <w:p>
+            <w:r/>
+            <w:r>
+              <w:rPr>
+                <w:b/>
+                <w:sz w:val="18"/>
+              </w:rPr>
+              <w:t>Learn ▾</w:t>
+            </w:r>
+          </w:p>
+        </w:tc>
+        <w:tc>
+          <w:tcPr>
+            <w:tcW w:type="dxa" w:w="2880"/>
+          </w:tcPr>
+          <w:p>
+            <w:r/>
+            <w:r>
+              <w:rPr>
+                <w:b w:val="0"/>
+                <w:sz w:val="18"/>
+              </w:rPr>
+            </w:r>
+          </w:p>
+        </w:tc>
+        <w:tc>
+          <w:tcPr>
+            <w:tcW w:type="dxa" w:w="2880"/>
+          </w:tcPr>
+          <w:p>
+            <w:r/>
+            <w:r>
+              <w:rPr>
+                <w:b w:val="0"/>
+                <w:sz w:val="18"/>
+              </w:rPr>
+            </w:r>
+          </w:p>
+        </w:tc>
+      </w:tr>
+      <w:tr>
+        <w:tc>
+          <w:tcPr>
+            <w:tcW w:type="dxa" w:w="2880"/>
+          </w:tcPr>
+          <w:p>
+            <w:r/>
+            <w:r>
+              <w:rPr>
+                <w:b/>
+                <w:sz w:val="18"/>
+              </w:rPr>
+              <w:t>The physics</w:t>
+            </w:r>
+          </w:p>
+        </w:tc>
+        <w:tc>
+          <w:tcPr>
+            <w:tcW w:type="dxa" w:w="2880"/>
+          </w:tcPr>
+          <w:p>
+            <w:r/>
+            <w:r>
+              <w:rPr>
+                <w:b w:val="0"/>
+                <w:sz w:val="18"/>
+              </w:rPr>
+              <w:t>Every equation, derived and cited, with a contents index and a Print / Save as PDF button.</w:t>
+            </w:r>
+          </w:p>
+        </w:tc>
+        <w:tc>
+          <w:tcPr>
+            <w:tcW w:type="dxa" w:w="2880"/>
+          </w:tcPr>
+          <w:p>
+            <w:r/>
+            <w:r>
+              <w:rPr>
+                <w:b w:val="0"/>
+                <w:sz w:val="18"/>
+              </w:rPr>
               <w:t>No</w:t>
             </w:r>
           </w:p>
@@ -741,7 +1563,12 @@
             <w:tcW w:type="dxa" w:w="2880"/>
           </w:tcPr>
           <w:p>
+            <w:r/>
             <w:r>
+              <w:rPr>
+                <w:b/>
+                <w:sz w:val="18"/>
+              </w:rPr>
               <w:t>Instructions</w:t>
             </w:r>
           </w:p>
@@ -751,8 +1578,13 @@
             <w:tcW w:type="dxa" w:w="2880"/>
           </w:tcPr>
           <w:p>
+            <w:r/>
             <w:r>
-              <w:t>In-app quick start + OS setup</w:t>
+              <w:rPr>
+                <w:b w:val="0"/>
+                <w:sz w:val="18"/>
+              </w:rPr>
+              <w:t>In-app quick start, all 21 pages, and how to set the solver up.</w:t>
             </w:r>
           </w:p>
         </w:tc>
@@ -761,7 +1593,12 @@
             <w:tcW w:type="dxa" w:w="2880"/>
           </w:tcPr>
           <w:p>
+            <w:r/>
             <w:r>
+              <w:rPr>
+                <w:b w:val="0"/>
+                <w:sz w:val="18"/>
+              </w:rPr>
               <w:t>No</w:t>
             </w:r>
           </w:p>
@@ -773,7 +1610,12 @@
             <w:tcW w:type="dxa" w:w="2880"/>
           </w:tcPr>
           <w:p>
+            <w:r/>
             <w:r>
+              <w:rPr>
+                <w:b/>
+                <w:sz w:val="18"/>
+              </w:rPr>
               <w:t>References</w:t>
             </w:r>
           </w:p>
@@ -783,8 +1625,13 @@
             <w:tcW w:type="dxa" w:w="2880"/>
           </w:tcPr>
           <w:p>
+            <w:r/>
             <w:r>
-              <w:t>Every value and formula, with its source</w:t>
+              <w:rPr>
+                <w:b w:val="0"/>
+                <w:sz w:val="18"/>
+              </w:rPr>
+              <w:t>Every value and formula with its source, plus the self-validation report.</w:t>
             </w:r>
           </w:p>
         </w:tc>
@@ -793,7 +1640,12 @@
             <w:tcW w:type="dxa" w:w="2880"/>
           </w:tcPr>
           <w:p>
+            <w:r/>
             <w:r>
+              <w:rPr>
+                <w:b w:val="0"/>
+                <w:sz w:val="18"/>
+              </w:rPr>
               <w:t>No</w:t>
             </w:r>
           </w:p>
@@ -988,6 +1840,116 @@
     </w:p>
     <w:p>
       <w:pPr>
+        <w:keepNext/>
+        <w:spacing w:before="200" w:after="80"/>
+        <w:jc w:val="center"/>
+      </w:pPr>
+      <w:r>
+        <w:drawing>
+          <wp:inline xmlns:a="http://schemas.openxmlformats.org/drawingml/2006/main" xmlns:pic="http://schemas.openxmlformats.org/drawingml/2006/picture">
+            <wp:extent cx="5486400" cy="4273403"/>
+            <wp:docPr id="4" name="Picture 4"/>
+            <wp:cNvGraphicFramePr>
+              <a:graphicFrameLocks noChangeAspect="1"/>
+            </wp:cNvGraphicFramePr>
+            <a:graphic>
+              <a:graphicData uri="http://schemas.openxmlformats.org/drawingml/2006/picture">
+                <pic:pic>
+                  <pic:nvPicPr>
+                    <pic:cNvPr id="0" name="sim_top.png"/>
+                    <pic:cNvPicPr/>
+                  </pic:nvPicPr>
+                  <pic:blipFill>
+                    <a:blip r:embed="rId12"/>
+                    <a:stretch>
+                      <a:fillRect/>
+                    </a:stretch>
+                  </pic:blipFill>
+                  <pic:spPr>
+                    <a:xfrm>
+                      <a:off x="0" y="0"/>
+                      <a:ext cx="5486400" cy="4273403"/>
+                    </a:xfrm>
+                    <a:prstGeom prst="rect"/>
+                  </pic:spPr>
+                </pic:pic>
+              </a:graphicData>
+            </a:graphic>
+          </wp:inline>
+        </w:drawing>
+      </w:r>
+    </w:p>
+    <w:p>
+      <w:pPr>
+        <w:spacing w:after="280"/>
+        <w:jc w:val="center"/>
+      </w:pPr>
+      <w:r>
+        <w:rPr>
+          <w:i/>
+          <w:color w:val="444444"/>
+          <w:sz w:val="18"/>
+        </w:rPr>
+        <w:t>The Simulator tab, upper half: the band selector, the design sliders, the flagship headline and the twelve derived cards. Every number recomputes as a slider moves — nothing has to be pressed.</w:t>
+      </w:r>
+    </w:p>
+    <w:p>
+      <w:pPr>
+        <w:keepNext/>
+        <w:spacing w:before="200" w:after="80"/>
+        <w:jc w:val="center"/>
+      </w:pPr>
+      <w:r>
+        <w:drawing>
+          <wp:inline xmlns:a="http://schemas.openxmlformats.org/drawingml/2006/main" xmlns:pic="http://schemas.openxmlformats.org/drawingml/2006/picture">
+            <wp:extent cx="5486400" cy="4430737"/>
+            <wp:docPr id="5" name="Picture 5"/>
+            <wp:cNvGraphicFramePr>
+              <a:graphicFrameLocks noChangeAspect="1"/>
+            </wp:cNvGraphicFramePr>
+            <a:graphic>
+              <a:graphicData uri="http://schemas.openxmlformats.org/drawingml/2006/picture">
+                <pic:pic>
+                  <pic:nvPicPr>
+                    <pic:cNvPr id="0" name="sim_charts.png"/>
+                    <pic:cNvPicPr/>
+                  </pic:nvPicPr>
+                  <pic:blipFill>
+                    <a:blip r:embed="rId13"/>
+                    <a:stretch>
+                      <a:fillRect/>
+                    </a:stretch>
+                  </pic:blipFill>
+                  <pic:spPr>
+                    <a:xfrm>
+                      <a:off x="0" y="0"/>
+                      <a:ext cx="5486400" cy="4430737"/>
+                    </a:xfrm>
+                    <a:prstGeom prst="rect"/>
+                  </pic:spPr>
+                </pic:pic>
+              </a:graphicData>
+            </a:graphic>
+          </wp:inline>
+        </w:drawing>
+      </w:r>
+    </w:p>
+    <w:p>
+      <w:pPr>
+        <w:spacing w:after="280"/>
+        <w:jc w:val="center"/>
+      </w:pPr>
+      <w:r>
+        <w:rPr>
+          <w:i/>
+          <w:color w:val="444444"/>
+          <w:sz w:val="18"/>
+        </w:rPr>
+        <w:t>The Simulator tab, lower half: attenuation across the band against solid copper and aluminium, and the material-comparison chart. Four of its five axes come from the current run; the sustainability axis is a fixed rating and is labelled as one.</w:t>
+      </w:r>
+    </w:p>
+    <w:p>
+      <w:pPr>
         <w:pStyle w:val="Heading3"/>
       </w:pPr>
       <w:r>
@@ -1156,6 +2118,116 @@
     </w:p>
     <w:p>
       <w:pPr>
+        <w:keepNext/>
+        <w:spacing w:before="200" w:after="80"/>
+        <w:jc w:val="center"/>
+      </w:pPr>
+      <w:r>
+        <w:drawing>
+          <wp:inline xmlns:a="http://schemas.openxmlformats.org/drawingml/2006/main" xmlns:pic="http://schemas.openxmlformats.org/drawingml/2006/picture">
+            <wp:extent cx="5486400" cy="5154120"/>
+            <wp:docPr id="6" name="Picture 6"/>
+            <wp:cNvGraphicFramePr>
+              <a:graphicFrameLocks noChangeAspect="1"/>
+            </wp:cNvGraphicFramePr>
+            <a:graphic>
+              <a:graphicData uri="http://schemas.openxmlformats.org/drawingml/2006/picture">
+                <pic:pic>
+                  <pic:nvPicPr>
+                    <pic:cNvPr id="0" name="fw_config.png"/>
+                    <pic:cNvPicPr/>
+                  </pic:nvPicPr>
+                  <pic:blipFill>
+                    <a:blip r:embed="rId14"/>
+                    <a:stretch>
+                      <a:fillRect/>
+                    </a:stretch>
+                  </pic:blipFill>
+                  <pic:spPr>
+                    <a:xfrm>
+                      <a:off x="0" y="0"/>
+                      <a:ext cx="5486400" cy="5154120"/>
+                    </a:xfrm>
+                    <a:prstGeom prst="rect"/>
+                  </pic:spPr>
+                </pic:pic>
+              </a:graphicData>
+            </a:graphic>
+          </wp:inline>
+        </w:drawing>
+      </w:r>
+    </w:p>
+    <w:p>
+      <w:pPr>
+        <w:spacing w:after="280"/>
+        <w:jc w:val="center"/>
+      </w:pPr>
+      <w:r>
+        <w:rPr>
+          <w:i/>
+          <w:color w:val="444444"/>
+          <w:sz w:val="18"/>
+        </w:rPr>
+        <w:t>The Full-wave tab: the Configuration panel, the Simulations chooser with all six openEMS analyses, and the field render from the finished solve. Mesh size and estimated memory are reported before you press Run.</w:t>
+      </w:r>
+    </w:p>
+    <w:p>
+      <w:pPr>
+        <w:keepNext/>
+        <w:spacing w:before="200" w:after="80"/>
+        <w:jc w:val="center"/>
+      </w:pPr>
+      <w:r>
+        <w:drawing>
+          <wp:inline xmlns:a="http://schemas.openxmlformats.org/drawingml/2006/main" xmlns:pic="http://schemas.openxmlformats.org/drawingml/2006/picture">
+            <wp:extent cx="5486400" cy="1351776"/>
+            <wp:docPr id="7" name="Picture 7"/>
+            <wp:cNvGraphicFramePr>
+              <a:graphicFrameLocks noChangeAspect="1"/>
+            </wp:cNvGraphicFramePr>
+            <a:graphic>
+              <a:graphicData uri="http://schemas.openxmlformats.org/drawingml/2006/picture">
+                <pic:pic>
+                  <pic:nvPicPr>
+                    <pic:cNvPr id="0" name="fw_overlay.png"/>
+                    <pic:cNvPicPr/>
+                  </pic:nvPicPr>
+                  <pic:blipFill>
+                    <a:blip r:embed="rId15"/>
+                    <a:stretch>
+                      <a:fillRect/>
+                    </a:stretch>
+                  </pic:blipFill>
+                  <pic:spPr>
+                    <a:xfrm>
+                      <a:off x="0" y="0"/>
+                      <a:ext cx="5486400" cy="1351776"/>
+                    </a:xfrm>
+                    <a:prstGeom prst="rect"/>
+                  </pic:spPr>
+                </pic:pic>
+              </a:graphicData>
+            </a:graphic>
+          </wp:inline>
+        </w:drawing>
+      </w:r>
+    </w:p>
+    <w:p>
+      <w:pPr>
+        <w:spacing w:after="280"/>
+        <w:jc w:val="center"/>
+      </w:pPr>
+      <w:r>
+        <w:rPr>
+          <w:i/>
+          <w:color w:val="444444"/>
+          <w:sz w:val="18"/>
+        </w:rPr>
+        <w:t>Insertion loss after a full-wave run. The dashed curve is this tool's fast model; the solid curve is the openEMS S-parameters, loaded automatically from the solve. They are always drawn together, so the agreement is something you can see rather than something you are told.</w:t>
+      </w:r>
+    </w:p>
+    <w:p>
+      <w:pPr>
         <w:pStyle w:val="Heading3"/>
       </w:pPr>
       <w:r>
@@ -2037,6 +3109,61 @@
       </w:pPr>
       <w:r>
         <w:t>Inverse design and Pareto optimality; the measurement inverse-fit; and uncertainty quantification (why one number is false precision, and how a Monte-Carlo pass turns each result into a distribution with a confidence interval).</w:t>
+      </w:r>
+    </w:p>
+    <w:p>
+      <w:pPr>
+        <w:keepNext/>
+        <w:spacing w:before="200" w:after="80"/>
+        <w:jc w:val="center"/>
+      </w:pPr>
+      <w:r>
+        <w:drawing>
+          <wp:inline xmlns:a="http://schemas.openxmlformats.org/drawingml/2006/main" xmlns:pic="http://schemas.openxmlformats.org/drawingml/2006/picture">
+            <wp:extent cx="5486400" cy="5193623"/>
+            <wp:docPr id="8" name="Picture 8"/>
+            <wp:cNvGraphicFramePr>
+              <a:graphicFrameLocks noChangeAspect="1"/>
+            </wp:cNvGraphicFramePr>
+            <a:graphic>
+              <a:graphicData uri="http://schemas.openxmlformats.org/drawingml/2006/picture">
+                <pic:pic>
+                  <pic:nvPicPr>
+                    <pic:cNvPr id="0" name="physics.png"/>
+                    <pic:cNvPicPr/>
+                  </pic:nvPicPr>
+                  <pic:blipFill>
+                    <a:blip r:embed="rId16"/>
+                    <a:stretch>
+                      <a:fillRect/>
+                    </a:stretch>
+                  </pic:blipFill>
+                  <pic:spPr>
+                    <a:xfrm>
+                      <a:off x="0" y="0"/>
+                      <a:ext cx="5486400" cy="5193623"/>
+                    </a:xfrm>
+                    <a:prstGeom prst="rect"/>
+                  </pic:spPr>
+                </pic:pic>
+              </a:graphicData>
+            </a:graphic>
+          </wp:inline>
+        </w:drawing>
+      </w:r>
+    </w:p>
+    <w:p>
+      <w:pPr>
+        <w:spacing w:after="280"/>
+        <w:jc w:val="center"/>
+      </w:pPr>
+      <w:r>
+        <w:rPr>
+          <w:i/>
+          <w:color w:val="444444"/>
+          <w:sz w:val="18"/>
+        </w:rPr>
+        <w:t>The physics tab: twenty sections of derivation, each equation carrying the numbered reference it comes from, with a contents index at the top and a Print / Save as PDF button.</w:t>
       </w:r>
     </w:p>
     <w:p>
@@ -3403,13 +4530,13 @@
         <w:pStyle w:val="Heading2"/>
       </w:pPr>
       <w:r>
-        <w:t>Run comparison</w:t>
+        <w:t>Run comparison (replaced in Version 3.8 by the Material library)</w:t>
       </w:r>
     </w:p>
     <w:p>
       <w:pPr/>
       <w:r>
-        <w:t>Click “📌 Pin this run” on the RCS results and every pinned run’s backscatter curve is overlaid here, with a table of RCS at band centre and coating reduction. It is the fastest way to A/B/C different materials, thicknesses or shapes on one chart. Pins are saved in the browser between sessions; export as CSV or clear any time.</w:t>
+        <w:t>This tab is no longer in the software: pinning moved to the Reflection loss tab and the pinned materials are now compared on the Material library tab, described further below, which also supplies the per-part coatings on CAD-RCS. What it used to do: Click “📌 Pin this run” on the RCS results and every pinned run’s backscatter curve is overlaid here, with a table of RCS at band centre and coating reduction. It is the fastest way to A/B/C different materials, thicknesses or shapes on one chart. Pins are saved in the browser between sessions; export as CSV or clear any time.</w:t>
       </w:r>
     </w:p>
     <w:p>
@@ -3480,201 +4607,476 @@
     </w:p>
     <w:p>
       <w:pPr>
-        <w:pStyle w:val="Heading1"/>
-      </w:pPr>
-      <w:r>
-        <w:t>Version 3.6 update — analytical horn design</w:t>
-      </w:r>
-    </w:p>
-    <w:p>
-      <w:pPr/>
-      <w:r>
-        <w:t>The Horn antenna tab now designs a horn instantly from its dimensions, alongside the full-wave openEMS solve. Choose pyramidal or conical, type the feed and aperture sizes and the flare length, and it reports gain, aperture efficiency, E- and H-plane half-power beamwidths, the first sidelobe level and the full radiation pattern in real time — using Balanis aperture integration including the flare's quadratic phase error. It is validated against the rated 15 dBi standard-gain horn (it returns 15.6 dBi for that geometry) and reproduces the textbook optimal-horn efficiency.</w:t>
-      </w:r>
-    </w:p>
-    <w:p>
-      <w:pPr/>
-      <w:r>
-        <w:t>On top of the instant engine: an inverse-design box sizes the shortest optimal-gain horn that meets a target gain; a parametric sweep ranks many aperture/flare combinations by gain; pinned designs overlay for comparison; and a lightweight-coating panel shows the core trade — the gain penalty of a thin conductive coating on a light basswood shell versus the mass saved against a solid-metal horn (about six times lighter for a few tenths of a dB), with a Monte-Carlo band over MXene's conductivity range. Everything is analytical and instant; the openEMS solve remains the full-wave check.</w:t>
-      </w:r>
-    </w:p>
-    <w:p>
-      <w:pPr>
-        <w:pStyle w:val="Heading1"/>
-      </w:pPr>
-      <w:r>
-        <w:t>Version 3.8 update — CAD-RCS tab (radar signature of an uploaded 3-D model)</w:t>
-      </w:r>
-    </w:p>
-    <w:p>
-      <w:r>
-        <w:t>New in v3.8, in the RCS ▾ group: upload a 3-D model of a real object — a STEP or STL file (a rocket, drone, satellite fitting…) — and get its monostatic radar cross section versus viewing angle, instantly and analytically, plus how a radar-absorbing coating on each part reduces it.</w:t>
-      </w:r>
-    </w:p>
-    <w:p>
-      <w:r>
-        <w:t>How it works: the model’s surface is thousands of tiny triangles. Physical Optics treats each lit triangle as a small mirror and sums their reflections with the correct phases (the coherent sum is the radar echo); Ufimtsev’s Physical Theory of Diffraction (PTD) adds the scattering from sharp edges, so the estimate stays realistic at the wide and edge-on angles where Physical Optics alone collapses. A coating multiplies each part’s surface return by the reflection coefficient from the same reflection-loss physics as the RL tab — so a coating suppresses the specular flash but not edge diffraction (edges stay conductive).</w:t>
-      </w:r>
-    </w:p>
-    <w:p>
-      <w:r>
-        <w:t>What you do: open the tab, upload your model (STL is read in the browser and works offline; STEP is tessellated on the bridge and arrives split into its solid parts — export a multi-body assembly for a per-part breakdown). Pick a coating for each part, then press Compute. You get a radar-brightness-versus-angle chart (bare metal vs coated), a per-part table of contribution and reduction, and a 3-D view colour-coded so the parts that scatter most glow — with a slider to sweep the angle and a toggle to watch the coating dim them. Everything exports as CSV, a manifest, and a ZIP.</w:t>
-      </w:r>
-    </w:p>
-    <w:p>
-      <w:r>
-        <w:t>Honest limits: this is the standard asymptotic method for electrically-large targets that a full-wave solver cannot fit (a whole vehicle would need over a billion FDTD cells). It captures specular and first-order edge scattering and was validated against textbook closed forms (flat plate, sphere, cylinder) and against openEMS full-wave on a plate — broadside within 0.15 dB and wide-angle within about 3.5 dB, while Physical Optics alone is up to 70 dB wrong at grazing. It does NOT model multiple bounces or cavities (corner reflectors, nozzles), creeping or travelling waves, tip diffraction, or one part shadowing another. For a small part, press “Verify a part on openEMS” to overlay a rigorous full-wave check.</w:t>
-      </w:r>
-    </w:p>
-    <w:p>
-      <w:pPr>
-        <w:pStyle w:val="Heading1"/>
-      </w:pPr>
-      <w:r>
-        <w:t>Version 3.8 update — Material library (replaces the old Run comparison tab)</w:t>
-      </w:r>
-    </w:p>
-    <w:p>
-      <w:r>
-        <w:t>The RCS ▾ group's old “Run comparison” tab (which overlaid pinned openEMS runs) has been replaced by a Material library tab, because comparing candidate absorber materials is the question that actually comes up.</w:t>
-      </w:r>
-    </w:p>
-    <w:p>
-      <w:r>
-        <w:t>How to use it: on the Reflection-loss (RL) tab, load or type a material, press Compute reflection loss, then press 📌 Pin material to library. That saves the material's optimal point — the ε/μ at its deepest-RL frequency and the thickness that achieved it — plus the full measured ε/μ dispersion if you uploaded a lab file. Repeat for each candidate.</w:t>
-      </w:r>
-    </w:p>
-    <w:p>
-      <w:r>
-        <w:t>The Material library tab then overlays every saved material's reflection-loss curve on one chart with the −10 dB threshold marked, and reports which is the deepest absorber and which has the widest bandwidth. The table lists ε/μ, thickness (editable — it re-evaluates instantly), the deepest RL and where it occurs, the EAB (contiguous width where RL ≤ −10 dB, i.e. at least 90 % of the power absorbed), the RL at a target frequency you choose, and the resulting RCS reduction on a flat metal surface (equal to |RL|, since the coated return scales as |Γ|²). You can edit, delete, export two CSVs, or clear the library.</w:t>
-      </w:r>
-    </w:p>
-    <w:p>
-      <w:r>
-        <w:t>The same library feeds the per-part coating dropdowns on the CAD-RCS tab, so any material you pin can be painted onto a specific part of an imported 3-D model, with an Apply-to-all option for the whole airframe.</w:t>
-      </w:r>
-    </w:p>
-    <w:p>
-      <w:r>
-        <w:t>Honest note: the Data column says how each curve was produced. “measured” means the material carries its real ε/μ dispersion from your uploaded file, so the curve is exact; “const ε/μ” means it was pinned from constant values, which are then held across the band — fine near the pinned frequency, increasingly approximate away from it, because real materials disperse.</w:t>
-      </w:r>
-    </w:p>
-    <w:p>
-      <w:pPr>
-        <w:pStyle w:val="Heading1"/>
-      </w:pPr>
-      <w:r>
-        <w:t>Version 3.8 update — “how small does it look to radar?” and phone/iPad install</w:t>
-      </w:r>
-    </w:p>
-    <w:p>
-      <w:r>
-        <w:t>How small does it look to radar? Both the Reflection-loss tab and the CAD-RCS tab now translate a coating's reflection loss into sizes you can picture. A coating does not shrink the object; it reduces the power that comes back, which is the only thing a radar measures — so “smaller” means “as faint as a smaller piece of bare metal”.</w:t>
-      </w:r>
-    </w:p>
-    <w:p>
-      <w:r>
-        <w:t>Three figures are given, all from the same reflection coefficient. Echo left = 10^(−R/10) is the fraction of the bare power still returning. Equivalent-sphere diameter = 10^(−R/20) is the metal sphere that would give the same echo (a sphere's RCS goes as size squared) — the standard, shape-independent way to state apparent size. Detection range = 10^(−R/40) follows from the radar equation, since maximum range varies as the fourth root of RCS; it is usually the most meaningful figure in practice.</w:t>
-      </w:r>
-    </w:p>
-    <w:p>
-      <w:r>
-        <w:t>On the RL tab you also get, per material, how small the same flat plate would have to be to echo as weakly (a plate's RCS goes as size to the fourth, so that ratio is the fourth root), plus a diagram of the real plate outline against that smaller equivalent plate.</w:t>
-      </w:r>
-    </w:p>
-    <w:p>
-      <w:r>
-        <w:t>On the CAD-RCS tab the same three figures appear for your uploaded model, plus “same shape shrunk to”, which is solved numerically against your own mesh using exact electromagnetic scaling rather than an assumed formula — so it follows whatever law your geometry actually obeys. Tick “Show apparent size” under the 3-D view to see the model drawn at that reduced size against a translucent ghost of its true size. If the equivalent object works out smaller than about two wavelengths the panel flags that figure as indicative, because the asymptotic model is then outside its comfortable range; the echo, sphere and range numbers are closed-form and unaffected.</w:t>
-      </w:r>
-    </w:p>
-    <w:p>
-      <w:r>
-        <w:t>Install on a phone or iPad. The tool is now a progressive web app. Open the shared HTTPS link on the device and choose Add to Home Screen (iPhone/iPad, in the Share menu) or Install app (Android Chrome). It then launches full-screen with its own icon. Every analytical tab works on mobile, and the openEMS Run buttons still execute on the host PC. The app shell is cached so it starts fast and the analytical tabs keep working with a poor connection, but solver requests are never cached — a solve launched from a phone is always a fresh one.</w:t>
-      </w:r>
-    </w:p>
-    <w:p>
-      <w:r>
-        <w:t>Native mobile navigation. On a phone or tablet (any screen up to 820 px wide, installed or in the browser) the desktop row of dropdown menus is replaced by the two bars a native app would use: a sticky top bar showing the hamburger and the name of the page you are on, and a fixed bottom tab bar for the four sections — Waveguide, Horn, RCS, More. Tapping a section slides up a sheet of the pages inside it. In addition, swiping right from the left edge of the screen — or tapping the hamburger — opens a side drawer listing every page in the tool, grouped, with the current one ticked. The drawer follows your finger and snaps open or shut, and a swipe that turns out to be a vertical scroll, or that starts on a chart, a 3-D view or a slider, is left alone. The desktop layout is completely unchanged.</w:t>
-      </w:r>
-    </w:p>
-    <w:p>
-      <w:r>
-        <w:t>If the home-screen icon does not appear. iOS caches the icon at the moment you add the app, per icon address. After the host PC has pulled the latest version and the bridge has been restarted, delete the old home-screen icon, open the link again in Safari, let the page finish loading, and then add it once more from the Share menu.</w:t>
-      </w:r>
-    </w:p>
-    <w:p>
-      <w:r>
-        <w:t>Reliability pass. A systematic hunt found and fixed a family of bugs where the tool could show you one run's numbers under a later run's name. The clearest one you may have seen: the field animations did not appear to update after a second solve. They are now published in a second, far smaller format as well (about nineteen times smaller for the same frames), a figure is blanked the moment you press Run, and it only ever shows media that actually loaded — with a plain message if it could not. Elsewhere: the Full-wave tab no longer keeps a chart or a summary from a run that did not produce it; the horn tab no longer replays an old time-domain animation when you ask for the frequency-domain view; the Run manifest records the mesh and frequency settings the run actually used rather than whatever the controls say when you press the button; the batch sweep reports which points failed and why instead of a cheerful “done”; and the progress bar no longer starts at the previous run's percentage.</w:t>
-      </w:r>
-    </w:p>
-    <w:p>
-      <w:r>
-        <w:t>Honesty about frequency range. If you ask for a reflection loss, an optimal thickness or a comparison outside the frequencies your material was actually measured over, the tool now says so. Previously it held the permittivity and permeability at the nearest measured edge — reasonable in itself — but presented the answer as measured data, and in two places it also used the edge frequency while labelling the result with the frequency you asked for. Out-of-band answers are now marked extrapolated, lose any “absorbs 90 %” verdict, and on the Material library tab the extrapolated part of a curve is drawn dashed and excluded from the headline, the bandwidth and the target-frequency column. Materials entered as constant values legitimately apply across the whole band and are unaffected.</w:t>
-      </w:r>
-    </w:p>
-    <w:p>
-      <w:r>
-        <w:t>Mobile fixes. The Simulations chooser was clipped so that only one of its eight options was visible, and it could not be scrolled to reach the rest — it now sizes itself to the space above the tab bar. The bottom sheet was drawn over the tab bar, so a tap aimed at a section landed on the wrong page. iPad portrait width was missing the large slider and text-size rules, so sliders were a hairline thick and focusing a field zoomed the page. The Compare detail panel could sit over an unrelated tab and its title could fall under the notch. All fixed; the desktop layout is unchanged.</w:t>
-      </w:r>
-    </w:p>
-    <w:p>
-      <w:r>
-        <w:t>Shape improvement (new). The CAD-RCS tab can now search the geometry itself for a lower radar signature, not just the coating. Pick the radar direction you care about and it applies real deformations to your uploaded model — sharpening the nose, tapering the body, flattening the cross-section, sweeping the planform, canting or tilting the appendages — re-solves each candidate with the same physics used everywhere else, and reports what each one actually buys in decibels. It then stacks the best few and gives you the recipe with the reason for each step. Every candidate keeps the overall length, and the volume and diameter cost is reported, so nothing wins by quietly shrinking the vehicle. You can apply the winner to the model, revert it, or download it as an STL to take back into CAD. On the shipped rocket example it finds 14.5 dB in a 60-degree nose sector from tapering the body and canting the fins; on the stealth flying wing it finds 34.5 dB from sweeping the planform and boat-tailing the aft end.</w:t>
-      </w:r>
-    </w:p>
-    <w:p>
-      <w:r>
-        <w:t>One shelf of materials. Materials you pin on the Reflection-loss tab are now the only list the RCS (openEMS) coating selector offers, and each coated-material box on the Reflection-loss tab can load any of them directly. When you pin, you say whether it is a coating on metal or a solid block, and that is shown wherever the material is named. Apply-to-all on the CAD tab shows the material's values for editing before writing them to every part — change the thickness once instead of on every row — and your edits do not alter the saved library entry.</w:t>
-      </w:r>
-    </w:p>
-    <w:p>
-      <w:r>
-        <w:t>Easier to use. Every Run, Compute and Download button is bright green. The CAD Compute button also floats at the edge of the screen so it stays reachable on a long results page. On a phone the long introduction now collapses to the title after your first navigation, with a chip to bring it back, so the controls are not pushed a screen and a half down. The RCS menu is called RCS + RL, the two sweep tabs are named for what they do, and Materials now sits in both the Waveguide and Horn menus. Three defence-oriented example models were added, including a 90-degree corner that this tool deliberately under-reports — it is there so the no-multiple-bounce limitation is something you can see.</w:t>
-      </w:r>
-    </w:p>
-    <w:p>
-      <w:r>
-        <w:t>Shape suggestions are now checked for viability (new in 4.0). Every candidate shape the search tries is audited before it is scored, and thrown out if it is not a real object: if it folds the surface through itself, squashes triangles flat, loses more internal volume than you allow, balloons in size, changes the outside area beyond reason, flattens a part to under a third of one of its dimensions, or pushes a fin or wing into the fuselage. Rejections appear under the results table, each one naming the change, the setting and the part involved — click “show why” to read them. The status line tells you how many were rejected, so you can see whether your constraints are too tight. The volume budget you set is measured against your ORIGINAL model, not the previous stage, so a change that was allowed on its own can be refused once an earlier one is already in the recipe. Raise “Volume you can afford to lose” if you want the search to range further.</w:t>
-      </w:r>
-    </w:p>
-    <w:p>
-      <w:r>
-        <w:t>What that check does not cover. It is a check on the geometry only. It cannot tell you whether the shape will fly, carry its loads, fit its contents, stay controllable, survive the heat, or be manufacturable. Treat a winning shape as a direction worth taking to your aerodynamics and structures colleagues, not as a finished design. The panel says so as well.</w:t>
-      </w:r>
-    </w:p>
-    <w:p>
-      <w:r>
-        <w:t>Rotating GIF and interactive 3-D view (new in 4.0). The green “Rotating GIF” button on the CAD-RCS tab records a full turn of the coloured model as an animated GIF you can drop straight into a slide or a report; it plays anywhere with nothing to install. The Download-all archive also contains model_3D_rotating.html, a single file that spins by itself and lets you drag left and right to turn the model by hand, or pause it with the button. Everything is embedded in that file, so it works with no internet connection.</w:t>
-      </w:r>
-    </w:p>
-    <w:p>
-      <w:r>
-        <w:t>Solid bodies no longer offer coatings (new in 4.0). On the RCS (openEMS) tab, the material list now matches the construction you picked. “Metal + coating” offers only materials you pinned as coatings; “Solid material” offers only those you pinned as solid bodies; “Bare metal (PEC)” needs no material at all. That is a physics distinction, not tidiness: a coating’s reflection loss is measured with metal behind it, which is why the absorber works, so using a thin film as a solid block would be asking a different question. If a list looks empty, nothing has been pinned for that construction yet — pin one on the Reflection-loss tab and choose the right kind there, or type the values under “Custom material”.</w:t>
-      </w:r>
-    </w:p>
-    <w:p>
-      <w:r>
-        <w:t>Rotating exports, corrected (4.0). The rotating GIF and the interactive page were showing a stationary object: the capture recoloured the model at each look angle but never turned it. Both now rotate the geometry itself through a full circle. The model is laid out along its longest dimension so nothing is cut off at the edges, the framing is computed from the camera's field of view rather than estimated, every export is rendered at the same frame size so it looks identical on any machine, and surfaces facing away from the radar are shaded light enough to stay visible for the whole turn. The colours are the echo contribution at the worst-case look angle and belong to the surface, so they turn with the model.</w:t>
-      </w:r>
-    </w:p>
-    <w:p>
-      <w:r>
-        <w:t>Clearer wording throughout. Two reviews went over every message the tool shows you. Messages that used to say “see console” now name what failed and where the real log is — the browser console cannot be opened at all when the tool is installed as an app on a phone or tablet. Two pages that told you to start the solver while the solver was already serving the page now check and report what is actually true. “Exact” has been removed from five descriptions of a method that is approximate at grazing angles. Naming a material no longer opens a pop-up asking for something you already typed. And the written instructions now cover all twenty-one pages rather than ten, with the correct setup procedure.</w:t>
-      </w:r>
-    </w:p>
-    <w:p>
-      <w:r>
-        <w:t>What the full-wave solver produces. The three figures below are unedited output from real solves, at the size the tool saves them.</w:t>
-      </w:r>
-    </w:p>
-    <w:p>
-      <w:pPr>
+        <w:keepNext/>
+        <w:spacing w:before="200" w:after="80"/>
         <w:jc w:val="center"/>
       </w:pPr>
       <w:r>
         <w:drawing>
           <wp:inline xmlns:a="http://schemas.openxmlformats.org/drawingml/2006/main" xmlns:pic="http://schemas.openxmlformats.org/drawingml/2006/picture">
-            <wp:extent cx="5760720" cy="1911512"/>
+            <wp:extent cx="5486400" cy="6727667"/>
+            <wp:docPr id="9" name="Picture 9"/>
+            <wp:cNvGraphicFramePr>
+              <a:graphicFrameLocks noChangeAspect="1"/>
+            </wp:cNvGraphicFramePr>
+            <a:graphic>
+              <a:graphicData uri="http://schemas.openxmlformats.org/drawingml/2006/picture">
+                <pic:pic>
+                  <pic:nvPicPr>
+                    <pic:cNvPr id="0" name="rl_top.png"/>
+                    <pic:cNvPicPr/>
+                  </pic:nvPicPr>
+                  <pic:blipFill>
+                    <a:blip r:embed="rId17"/>
+                    <a:stretch>
+                      <a:fillRect/>
+                    </a:stretch>
+                  </pic:blipFill>
+                  <pic:spPr>
+                    <a:xfrm>
+                      <a:off x="0" y="0"/>
+                      <a:ext cx="5486400" cy="6727667"/>
+                    </a:xfrm>
+                    <a:prstGeom prst="rect"/>
+                  </pic:spPr>
+                </pic:pic>
+              </a:graphicData>
+            </a:graphic>
+          </wp:inline>
+        </w:drawing>
+      </w:r>
+    </w:p>
+    <w:p>
+      <w:pPr>
+        <w:spacing w:after="280"/>
+        <w:jc w:val="center"/>
+      </w:pPr>
+      <w:r>
+        <w:rPr>
+          <w:i/>
+          <w:color w:val="444444"/>
+          <w:sz w:val="18"/>
+        </w:rPr>
+        <w:t>The Reflection loss tab after loading a laboratory file: the headline (deepest absorption, matching frequency, thickness, effective bandwidth), one curve per thickness, and the full frequency-by-thickness table — measured thickness in blue, computed optimum in green.</w:t>
+      </w:r>
+    </w:p>
+    <w:p>
+      <w:pPr>
+        <w:keepNext/>
+        <w:spacing w:before="200" w:after="80"/>
+        <w:jc w:val="center"/>
+      </w:pPr>
+      <w:r>
+        <w:drawing>
+          <wp:inline xmlns:a="http://schemas.openxmlformats.org/drawingml/2006/main" xmlns:pic="http://schemas.openxmlformats.org/drawingml/2006/picture">
+            <wp:extent cx="5486400" cy="2557010"/>
+            <wp:docPr id="10" name="Picture 10"/>
+            <wp:cNvGraphicFramePr>
+              <a:graphicFrameLocks noChangeAspect="1"/>
+            </wp:cNvGraphicFramePr>
+            <a:graphic>
+              <a:graphicData uri="http://schemas.openxmlformats.org/drawingml/2006/picture">
+                <pic:pic>
+                  <pic:nvPicPr>
+                    <pic:cNvPr id="0" name="rl_map.png"/>
+                    <pic:cNvPicPr/>
+                  </pic:nvPicPr>
+                  <pic:blipFill>
+                    <a:blip r:embed="rId18"/>
+                    <a:stretch>
+                      <a:fillRect/>
+                    </a:stretch>
+                  </pic:blipFill>
+                  <pic:spPr>
+                    <a:xfrm>
+                      <a:off x="0" y="0"/>
+                      <a:ext cx="5486400" cy="2557010"/>
+                    </a:xfrm>
+                    <a:prstGeom prst="rect"/>
+                  </pic:spPr>
+                </pic:pic>
+              </a:graphicData>
+            </a:graphic>
+          </wp:inline>
+        </w:drawing>
+      </w:r>
+    </w:p>
+    <w:p>
+      <w:pPr>
+        <w:spacing w:after="280"/>
+        <w:jc w:val="center"/>
+      </w:pPr>
+      <w:r>
+        <w:rPr>
+          <w:i/>
+          <w:color w:val="444444"/>
+          <w:sz w:val="18"/>
+        </w:rPr>
+        <w:t>The thickness-against-frequency map. Colour is reflection loss and the warm ridge is the absorption band; the dashed white line is the independent quarter-wave prediction, which lands on the ridge without being fitted to it. The best thickness can be read straight off the picture.</w:t>
+      </w:r>
+    </w:p>
+    <w:p>
+      <w:pPr>
+        <w:pStyle w:val="Heading1"/>
+      </w:pPr>
+      <w:r>
+        <w:t>Version 3.6 update — analytical horn design</w:t>
+      </w:r>
+    </w:p>
+    <w:p>
+      <w:pPr/>
+      <w:r>
+        <w:t>The Horn antenna tab now designs a horn instantly from its dimensions, alongside the full-wave openEMS solve. Choose pyramidal or conical, type the feed and aperture sizes and the flare length, and it reports gain, aperture efficiency, E- and H-plane half-power beamwidths, the first sidelobe level and the full radiation pattern in real time — using Balanis aperture integration including the flare's quadratic phase error. It is validated against the rated 15 dBi standard-gain horn (it returns 15.6 dBi for that geometry) and reproduces the textbook optimal-horn efficiency.</w:t>
+      </w:r>
+    </w:p>
+    <w:p>
+      <w:pPr/>
+      <w:r>
+        <w:t>On top of the instant engine: an inverse-design box sizes the shortest optimal-gain horn that meets a target gain; a parametric sweep ranks many aperture/flare combinations by gain; pinned designs overlay for comparison; and a lightweight-coating panel shows the core trade — the gain penalty of a thin conductive coating on a light basswood shell versus the mass saved against a solid-metal horn (about six times lighter for a few tenths of a dB), with a Monte-Carlo band over MXene's conductivity range. Everything is analytical and instant; the openEMS solve remains the full-wave check.</w:t>
+      </w:r>
+    </w:p>
+    <w:p>
+      <w:pPr>
+        <w:pStyle w:val="Heading1"/>
+      </w:pPr>
+      <w:r>
+        <w:t>Version 3.8 update — CAD-RCS tab (radar signature of an uploaded 3-D model)</w:t>
+      </w:r>
+    </w:p>
+    <w:p>
+      <w:r>
+        <w:t>New in v3.8, in the RCS ▾ group: upload a 3-D model of a real object — a STEP or STL file (a rocket, drone, satellite fitting…) — and get its monostatic radar cross section versus viewing angle, instantly and analytically, plus how a radar-absorbing coating on each part reduces it.</w:t>
+      </w:r>
+    </w:p>
+    <w:p>
+      <w:r>
+        <w:t>How it works: the model’s surface is thousands of tiny triangles. Physical Optics treats each lit triangle as a small mirror and sums their reflections with the correct phases (the coherent sum is the radar echo); Ufimtsev’s Physical Theory of Diffraction (PTD) adds the scattering from sharp edges, so the estimate stays realistic at the wide and edge-on angles where Physical Optics alone collapses. A coating multiplies each part’s surface return by the reflection coefficient from the same reflection-loss physics as the RL tab — so a coating suppresses the specular flash but not edge diffraction (edges stay conductive).</w:t>
+      </w:r>
+    </w:p>
+    <w:p>
+      <w:r>
+        <w:t>What you do: open the tab, upload your model (STL is read in the browser and works offline; STEP is tessellated on the bridge and arrives split into its solid parts — export a multi-body assembly for a per-part breakdown). Pick a coating for each part, then press Compute. You get a radar-brightness-versus-angle chart (bare metal vs coated), a per-part table of contribution and reduction, and a 3-D view colour-coded so the parts that scatter most glow — with a slider to sweep the angle and a toggle to watch the coating dim them. Everything exports as CSV, a manifest, and a ZIP.</w:t>
+      </w:r>
+    </w:p>
+    <w:p>
+      <w:r>
+        <w:t>Honest limits: this is the standard asymptotic method for electrically-large targets that a full-wave solver cannot fit (a whole vehicle would need over a billion FDTD cells). It captures specular and first-order edge scattering and was validated against textbook closed forms (flat plate, sphere, cylinder) and against openEMS full-wave on a plate — broadside within 0.15 dB and wide-angle within about 3.5 dB, while Physical Optics alone is up to 70 dB wrong at grazing. It does NOT model multiple bounces or cavities (corner reflectors, nozzles), creeping or travelling waves, tip diffraction, or one part shadowing another. For a small part, press “Verify a part on openEMS” to overlay a rigorous full-wave check.</w:t>
+      </w:r>
+    </w:p>
+    <w:p>
+      <w:pPr>
+        <w:keepNext/>
+        <w:spacing w:before="200" w:after="80"/>
+        <w:jc w:val="center"/>
+      </w:pPr>
+      <w:r>
+        <w:drawing>
+          <wp:inline xmlns:a="http://schemas.openxmlformats.org/drawingml/2006/main" xmlns:pic="http://schemas.openxmlformats.org/drawingml/2006/picture">
+            <wp:extent cx="5486400" cy="3493363"/>
+            <wp:docPr id="11" name="Picture 11"/>
+            <wp:cNvGraphicFramePr>
+              <a:graphicFrameLocks noChangeAspect="1"/>
+            </wp:cNvGraphicFramePr>
+            <a:graphic>
+              <a:graphicData uri="http://schemas.openxmlformats.org/drawingml/2006/picture">
+                <pic:pic>
+                  <pic:nvPicPr>
+                    <pic:cNvPr id="0" name="cad_parts.png"/>
+                    <pic:cNvPicPr/>
+                  </pic:nvPicPr>
+                  <pic:blipFill>
+                    <a:blip r:embed="rId19"/>
+                    <a:stretch>
+                      <a:fillRect/>
+                    </a:stretch>
+                  </pic:blipFill>
+                  <pic:spPr>
+                    <a:xfrm>
+                      <a:off x="0" y="0"/>
+                      <a:ext cx="5486400" cy="3493363"/>
+                    </a:xfrm>
+                    <a:prstGeom prst="rect"/>
+                  </pic:spPr>
+                </pic:pic>
+              </a:graphicData>
+            </a:graphic>
+          </wp:inline>
+        </w:drawing>
+      </w:r>
+    </w:p>
+    <w:p>
+      <w:pPr>
+        <w:spacing w:after="280"/>
+        <w:jc w:val="center"/>
+      </w:pPr>
+      <w:r>
+        <w:rPr>
+          <w:i/>
+          <w:color w:val="444444"/>
+          <w:sz w:val="18"/>
+        </w:rPr>
+        <w:t>CAD-RCS, section 3: every part of the uploaded model listed with its own dimensions, and a material assigned to each — bare metal, a coating pinned from the material library, or one-off values you type.</w:t>
+      </w:r>
+    </w:p>
+    <w:p>
+      <w:pPr>
+        <w:keepNext/>
+        <w:spacing w:before="200" w:after="80"/>
+        <w:jc w:val="center"/>
+      </w:pPr>
+      <w:r>
+        <w:drawing>
+          <wp:inline xmlns:a="http://schemas.openxmlformats.org/drawingml/2006/main" xmlns:pic="http://schemas.openxmlformats.org/drawingml/2006/picture">
+            <wp:extent cx="5486400" cy="4354497"/>
+            <wp:docPr id="12" name="Picture 12"/>
+            <wp:cNvGraphicFramePr>
+              <a:graphicFrameLocks noChangeAspect="1"/>
+            </wp:cNvGraphicFramePr>
+            <a:graphic>
+              <a:graphicData uri="http://schemas.openxmlformats.org/drawingml/2006/picture">
+                <pic:pic>
+                  <pic:nvPicPr>
+                    <pic:cNvPr id="0" name="cad_result.png"/>
+                    <pic:cNvPicPr/>
+                  </pic:nvPicPr>
+                  <pic:blipFill>
+                    <a:blip r:embed="rId20"/>
+                    <a:stretch>
+                      <a:fillRect/>
+                    </a:stretch>
+                  </pic:blipFill>
+                  <pic:spPr>
+                    <a:xfrm>
+                      <a:off x="0" y="0"/>
+                      <a:ext cx="5486400" cy="4354497"/>
+                    </a:xfrm>
+                    <a:prstGeom prst="rect"/>
+                  </pic:spPr>
+                </pic:pic>
+              </a:graphicData>
+            </a:graphic>
+          </wp:inline>
+        </w:drawing>
+      </w:r>
+    </w:p>
+    <w:p>
+      <w:pPr>
+        <w:spacing w:after="280"/>
+        <w:jc w:val="center"/>
+      </w:pPr>
+      <w:r>
+        <w:rPr>
+          <w:i/>
+          <w:color w:val="444444"/>
+          <w:sz w:val="18"/>
+        </w:rPr>
+        <w:t>The CAD-RCS result: peak return bare and coated, the reduction between them, the per-facet heatmap at the current look-angle (bright means that triangle is sending echo back), and the apparent-size panel beneath it.</w:t>
+      </w:r>
+    </w:p>
+    <w:p>
+      <w:pPr>
+        <w:pStyle w:val="Heading1"/>
+      </w:pPr>
+      <w:r>
+        <w:t>Version 3.8 update — Material library (replaces the old Run comparison tab)</w:t>
+      </w:r>
+    </w:p>
+    <w:p>
+      <w:r>
+        <w:t>The RCS ▾ group's old “Run comparison” tab (which overlaid pinned openEMS runs) has been replaced by a Material library tab, because comparing candidate absorber materials is the question that actually comes up.</w:t>
+      </w:r>
+    </w:p>
+    <w:p>
+      <w:r>
+        <w:t>How to use it: on the Reflection-loss (RL) tab, load or type a material, press Compute reflection loss, then press 📌 Pin material to library. That saves the material's optimal point — the ε/μ at its deepest-RL frequency and the thickness that achieved it — plus the full measured ε/μ dispersion if you uploaded a lab file. Repeat for each candidate.</w:t>
+      </w:r>
+    </w:p>
+    <w:p>
+      <w:r>
+        <w:t>The Material library tab then overlays every saved material's reflection-loss curve on one chart with the −10 dB threshold marked, and reports which is the deepest absorber and which has the widest bandwidth. The table lists ε/μ, thickness (editable — it re-evaluates instantly), the deepest RL and where it occurs, the EAB (contiguous width where RL ≤ −10 dB, i.e. at least 90 % of the power absorbed), the RL at a target frequency you choose, and the resulting RCS reduction on a flat metal surface (equal to |RL|, since the coated return scales as |Γ|²). You can edit, delete, export two CSVs, or clear the library.</w:t>
+      </w:r>
+    </w:p>
+    <w:p>
+      <w:r>
+        <w:t>The same library feeds the per-part coating dropdowns on the CAD-RCS tab, so any material you pin can be painted onto a specific part of an imported 3-D model, with an Apply-to-all option for the whole airframe.</w:t>
+      </w:r>
+    </w:p>
+    <w:p>
+      <w:r>
+        <w:t>Honest note: the Data column says how each curve was produced. “measured” means the material carries its real ε/μ dispersion from your uploaded file, so the curve is exact; “const ε/μ” means it was pinned from constant values, which are then held across the band — fine near the pinned frequency, increasingly approximate away from it, because real materials disperse.</w:t>
+      </w:r>
+    </w:p>
+    <w:p>
+      <w:pPr>
+        <w:pStyle w:val="Heading1"/>
+      </w:pPr>
+      <w:r>
+        <w:t>Version 3.8 update — “how small does it look to radar?” and phone/iPad install</w:t>
+      </w:r>
+    </w:p>
+    <w:p>
+      <w:r>
+        <w:t>How small does it look to radar? Both the Reflection-loss tab and the CAD-RCS tab now translate a coating's reflection loss into sizes you can picture. A coating does not shrink the object; it reduces the power that comes back, which is the only thing a radar measures — so “smaller” means “as faint as a smaller piece of bare metal”.</w:t>
+      </w:r>
+    </w:p>
+    <w:p>
+      <w:r>
+        <w:t>Three figures are given, all from the same reflection coefficient. Echo left = 10^(−R/10) is the fraction of the bare power still returning. Equivalent-sphere diameter = 10^(−R/20) is the metal sphere that would give the same echo (a sphere's RCS goes as size squared) — the standard, shape-independent way to state apparent size. Detection range = 10^(−R/40) follows from the radar equation, since maximum range varies as the fourth root of RCS; it is usually the most meaningful figure in practice.</w:t>
+      </w:r>
+    </w:p>
+    <w:p>
+      <w:r>
+        <w:t>On the RL tab you also get, per material, how small the same flat plate would have to be to echo as weakly (a plate's RCS goes as size to the fourth, so that ratio is the fourth root), plus a diagram of the real plate outline against that smaller equivalent plate.</w:t>
+      </w:r>
+    </w:p>
+    <w:p>
+      <w:r>
+        <w:t>On the CAD-RCS tab the same three figures appear for your uploaded model, plus “same shape shrunk to”, which is solved numerically against your own mesh using exact electromagnetic scaling rather than an assumed formula — so it follows whatever law your geometry actually obeys. Tick “Show apparent size” under the 3-D view to see the model drawn at that reduced size against a translucent ghost of its true size. If the equivalent object works out smaller than about two wavelengths the panel flags that figure as indicative, because the asymptotic model is then outside its comfortable range; the echo, sphere and range numbers are closed-form and unaffected.</w:t>
+      </w:r>
+    </w:p>
+    <w:p>
+      <w:r>
+        <w:t>Install on a phone or iPad. The tool is now a progressive web app. Open the shared HTTPS link on the device and choose Add to Home Screen (iPhone/iPad, in the Share menu) or Install app (Android Chrome). It then launches full-screen with its own icon. Every analytical tab works on mobile, and the openEMS Run buttons still execute on the host PC. The app shell is cached so it starts fast and the analytical tabs keep working with a poor connection, but solver requests are never cached — a solve launched from a phone is always a fresh one.</w:t>
+      </w:r>
+    </w:p>
+    <w:p>
+      <w:r>
+        <w:t>Native mobile navigation. On a phone or tablet (any screen up to 820 px wide, installed or in the browser) the desktop row of dropdown menus is replaced by the two bars a native app would use: a sticky top bar showing the hamburger and the name of the page you are on, and a fixed bottom tab bar for the four sections — Waveguide, Horn, RCS, More. Tapping a section slides up a sheet of the pages inside it. In addition, swiping right from the left edge of the screen — or tapping the hamburger — opens a side drawer listing every page in the tool, grouped, with the current one ticked. The drawer follows your finger and snaps open or shut, and a swipe that turns out to be a vertical scroll, or that starts on a chart, a 3-D view or a slider, is left alone. The desktop layout is completely unchanged.</w:t>
+      </w:r>
+    </w:p>
+    <w:p>
+      <w:r>
+        <w:t>If the home-screen icon does not appear. iOS caches the icon at the moment you add the app, per icon address. After the host PC has pulled the latest version and the bridge has been restarted, delete the old home-screen icon, open the link again in Safari, let the page finish loading, and then add it once more from the Share menu.</w:t>
+      </w:r>
+    </w:p>
+    <w:p>
+      <w:r>
+        <w:t>Reliability pass. A systematic hunt found and fixed a family of bugs where the tool could show you one run's numbers under a later run's name. The clearest one you may have seen: the field animations did not appear to update after a second solve. They are now published in a second, far smaller format as well (about nineteen times smaller for the same frames), a figure is blanked the moment you press Run, and it only ever shows media that actually loaded — with a plain message if it could not. Elsewhere: the Full-wave tab no longer keeps a chart or a summary from a run that did not produce it; the horn tab no longer replays an old time-domain animation when you ask for the frequency-domain view; the Run manifest records the mesh and frequency settings the run actually used rather than whatever the controls say when you press the button; the batch sweep reports which points failed and why instead of a cheerful “done”; and the progress bar no longer starts at the previous run's percentage.</w:t>
+      </w:r>
+    </w:p>
+    <w:p>
+      <w:r>
+        <w:t>Honesty about frequency range. If you ask for a reflection loss, an optimal thickness or a comparison outside the frequencies your material was actually measured over, the tool now says so. Previously it held the permittivity and permeability at the nearest measured edge — reasonable in itself — but presented the answer as measured data, and in two places it also used the edge frequency while labelling the result with the frequency you asked for. Out-of-band answers are now marked extrapolated, lose any “absorbs 90 %” verdict, and on the Material library tab the extrapolated part of a curve is drawn dashed and excluded from the headline, the bandwidth and the target-frequency column. Materials entered as constant values legitimately apply across the whole band and are unaffected.</w:t>
+      </w:r>
+    </w:p>
+    <w:p>
+      <w:r>
+        <w:t>Mobile fixes. The Simulations chooser was clipped so that only one of its eight options was visible, and it could not be scrolled to reach the rest — it now sizes itself to the space above the tab bar. The bottom sheet was drawn over the tab bar, so a tap aimed at a section landed on the wrong page. iPad portrait width was missing the large slider and text-size rules, so sliders were a hairline thick and focusing a field zoomed the page. The Compare detail panel could sit over an unrelated tab and its title could fall under the notch. All fixed; the desktop layout is unchanged.</w:t>
+      </w:r>
+    </w:p>
+    <w:p>
+      <w:r>
+        <w:t>Shape improvement (new). The CAD-RCS tab can now search the geometry itself for a lower radar signature, not just the coating. Pick the radar direction you care about and it applies real deformations to your uploaded model — sharpening the nose, tapering the body, flattening the cross-section, sweeping the planform, canting or tilting the appendages — re-solves each candidate with the same physics used everywhere else, and reports what each one actually buys in decibels. It then stacks the best few and gives you the recipe with the reason for each step. Every candidate keeps the overall length, and the volume and diameter cost is reported, so nothing wins by quietly shrinking the vehicle. You can apply the winner to the model, revert it, or download it as an STL to take back into CAD. On the shipped rocket example it finds 14.5 dB in a 60-degree nose sector from tapering the body and canting the fins; on the stealth flying wing it finds 34.5 dB from sweeping the planform and boat-tailing the aft end.</w:t>
+      </w:r>
+    </w:p>
+    <w:p>
+      <w:r>
+        <w:t>One shelf of materials. Materials you pin on the Reflection-loss tab are now the only list the RCS (openEMS) coating selector offers, and each coated-material box on the Reflection-loss tab can load any of them directly. When you pin, you say whether it is a coating on metal or a solid block, and that is shown wherever the material is named. Apply-to-all on the CAD tab shows the material's values for editing before writing them to every part — change the thickness once instead of on every row — and your edits do not alter the saved library entry.</w:t>
+      </w:r>
+    </w:p>
+    <w:p>
+      <w:r>
+        <w:t>Easier to use. Every Run, Compute and Download button is bright green. The CAD Compute button also floats at the edge of the screen so it stays reachable on a long results page. On a phone the long introduction now collapses to the title after your first navigation, with a chip to bring it back, so the controls are not pushed a screen and a half down. The RCS menu is called RCS + RL, the two sweep tabs are named for what they do, and Materials now sits in both the Waveguide and Horn menus. Three defence-oriented example models were added, including a 90-degree corner that this tool deliberately under-reports — it is there so the no-multiple-bounce limitation is something you can see.</w:t>
+      </w:r>
+    </w:p>
+    <w:p>
+      <w:r>
+        <w:t>Shape suggestions are now checked for viability (new in 4.0). Every candidate shape the search tries is audited before it is scored, and thrown out if it is not a real object: if it folds the surface through itself, squashes triangles flat, loses more internal volume than you allow, balloons in size, changes the outside area beyond reason, flattens a part to under a third of one of its dimensions, or pushes a fin or wing into the fuselage. Rejections appear under the results table, each one naming the change, the setting and the part involved — click “show why” to read them. The status line tells you how many were rejected, so you can see whether your constraints are too tight. The volume budget you set is measured against your ORIGINAL model, not the previous stage, so a change that was allowed on its own can be refused once an earlier one is already in the recipe. Raise “Volume you can afford to lose” if you want the search to range further.</w:t>
+      </w:r>
+    </w:p>
+    <w:p>
+      <w:r>
+        <w:t>What that check does not cover. It is a check on the geometry only. It cannot tell you whether the shape will fly, carry its loads, fit its contents, stay controllable, survive the heat, or be manufacturable. Treat a winning shape as a direction worth taking to your aerodynamics and structures colleagues, not as a finished design. The panel says so as well.</w:t>
+      </w:r>
+    </w:p>
+    <w:p>
+      <w:pPr>
+        <w:keepNext/>
+        <w:spacing w:before="200" w:after="80"/>
+        <w:jc w:val="center"/>
+      </w:pPr>
+      <w:r>
+        <w:drawing>
+          <wp:inline xmlns:a="http://schemas.openxmlformats.org/drawingml/2006/main" xmlns:pic="http://schemas.openxmlformats.org/drawingml/2006/picture">
+            <wp:extent cx="5486400" cy="3923441"/>
+            <wp:docPr id="13" name="Picture 13"/>
+            <wp:cNvGraphicFramePr>
+              <a:graphicFrameLocks noChangeAspect="1"/>
+            </wp:cNvGraphicFramePr>
+            <a:graphic>
+              <a:graphicData uri="http://schemas.openxmlformats.org/drawingml/2006/picture">
+                <pic:pic>
+                  <pic:nvPicPr>
+                    <pic:cNvPr id="0" name="shape.png"/>
+                    <pic:cNvPicPr/>
+                  </pic:nvPicPr>
+                  <pic:blipFill>
+                    <a:blip r:embed="rId21"/>
+                    <a:stretch>
+                      <a:fillRect/>
+                    </a:stretch>
+                  </pic:blipFill>
+                  <pic:spPr>
+                    <a:xfrm>
+                      <a:off x="0" y="0"/>
+                      <a:ext cx="5486400" cy="3923441"/>
+                    </a:xfrm>
+                    <a:prstGeom prst="rect"/>
+                  </pic:spPr>
+                </pic:pic>
+              </a:graphicData>
+            </a:graphic>
+          </wp:inline>
+        </w:drawing>
+      </w:r>
+    </w:p>
+    <w:p>
+      <w:pPr>
+        <w:spacing w:after="280"/>
+        <w:jc w:val="center"/>
+      </w:pPr>
+      <w:r>
+        <w:rPr>
+          <w:i/>
+          <w:color w:val="444444"/>
+          <w:sz w:val="18"/>
+        </w:rPr>
+        <w:t>Shape improvement after a search: the recipe it found, the sector mean before and after, and — in the status line — how many candidates were rejected as invalid geometry. The geometry cost is reported with the result: length held, maximum diameter, enclosed volume.</w:t>
+      </w:r>
+    </w:p>
+    <w:p>
+      <w:r>
+        <w:t>Rotating GIF and interactive 3-D view (new in 4.0). The green “Rotating GIF” button on the CAD-RCS tab records a full turn of the coloured model as an animated GIF you can drop straight into a slide or a report; it plays anywhere with nothing to install. The Download-all archive also contains model_3D_rotating.html, a single file that spins by itself and lets you drag left and right to turn the model by hand, or pause it with the button. Everything is embedded in that file, so it works with no internet connection.</w:t>
+      </w:r>
+    </w:p>
+    <w:p>
+      <w:r>
+        <w:t>Solid bodies no longer offer coatings (new in 4.0). On the RCS (openEMS) tab, the material list now matches the construction you picked. “Metal + coating” offers only materials you pinned as coatings; “Solid material” offers only those you pinned as solid bodies; “Bare metal (PEC)” needs no material at all. That is a physics distinction, not tidiness: a coating’s reflection loss is measured with metal behind it, which is why the absorber works, so using a thin film as a solid block would be asking a different question. If a list looks empty, nothing has been pinned for that construction yet — pin one on the Reflection-loss tab and choose the right kind there, or type the values under “Custom material”.</w:t>
+      </w:r>
+    </w:p>
+    <w:p>
+      <w:r>
+        <w:t>Rotating exports, corrected (4.0). The rotating GIF and the interactive page were showing a stationary object: the capture recoloured the model at each look angle but never turned it. Both now rotate the geometry itself through a full circle. The model is laid out along its longest dimension so nothing is cut off at the edges, the framing is computed from the camera's field of view rather than estimated, every export is rendered at the same frame size so it looks identical on any machine, and surfaces facing away from the radar are shaded light enough to stay visible for the whole turn. The colours are the echo contribution at the worst-case look angle and belong to the surface, so they turn with the model.</w:t>
+      </w:r>
+    </w:p>
+    <w:p>
+      <w:r>
+        <w:t>Clearer wording throughout. Two reviews went over every message the tool shows you. Messages that used to say “see console” now name what failed and where the real log is — the browser console cannot be opened at all when the tool is installed as an app on a phone or tablet. Two pages that told you to start the solver while the solver was already serving the page now check and report what is actually true. “Exact” has been removed from five descriptions of a method that is approximate at grazing angles. Naming a material no longer opens a pop-up asking for something you already typed. And the written instructions now cover all twenty-one pages rather than ten, with the correct setup procedure.</w:t>
+      </w:r>
+    </w:p>
+    <w:p>
+      <w:r>
+        <w:t>What the full-wave solver produces. The three figures below are unedited output from real solves, at the size the tool saves them.</w:t>
+      </w:r>
+    </w:p>
+    <w:p>
+      <w:pPr>
+        <w:jc w:val="center"/>
+      </w:pPr>
+      <w:r>
+        <w:drawing>
+          <wp:inline xmlns:a="http://schemas.openxmlformats.org/drawingml/2006/main" xmlns:pic="http://schemas.openxmlformats.org/drawingml/2006/picture">
+            <wp:extent cx="5486400" cy="1820487"/>
             <wp:docPr id="1" name="Picture 1"/>
             <wp:cNvGraphicFramePr>
               <a:graphicFrameLocks noChangeAspect="1"/>
@@ -3695,7 +5097,7 @@
                   <pic:spPr>
                     <a:xfrm>
                       <a:off x="0" y="0"/>
-                      <a:ext cx="5760720" cy="1911512"/>
+                      <a:ext cx="5486400" cy="1820487"/>
                     </a:xfrm>
                     <a:prstGeom prst="rect"/>
                   </pic:spPr>
